--- a/БД/лр3/БД_ЛР3.docx
+++ b/БД/лр3/БД_ЛР3.docx
@@ -900,7 +900,7 @@
           <w:sz w:val="28"/>
           <w:szCs w:val="28"/>
         </w:rPr>
-        <w:t>Изучение метода отбора признаков и подготовленных шагов перед отбором</w:t>
+        <w:t>Освоить построение и отбор признаков с использованием программного (Python) и визуального подходов</w:t>
       </w:r>
       <w:r>
         <w:rPr>
@@ -978,53 +978,21 @@
           <w:sz w:val="28"/>
           <w:szCs w:val="28"/>
         </w:rPr>
-        <w:t>Реализ</w:t>
-      </w:r>
-      <w:r>
-        <w:rPr>
-          <w:sz w:val="28"/>
-          <w:szCs w:val="28"/>
-        </w:rPr>
-        <w:t>овать</w:t>
-      </w:r>
-      <w:r>
-        <w:rPr>
-          <w:sz w:val="28"/>
-          <w:szCs w:val="28"/>
-        </w:rPr>
-        <w:t xml:space="preserve"> рассмотренные в лабораторной работе этапы построения и отбора признаков для наборов данных как с использованием Python в соответствующем узле платформы, так и с помощью визуальных инструментов этой платформы. </w:t>
-      </w:r>
-    </w:p>
-    <w:p>
-      <w:pPr>
-        <w:spacing w:after="160" w:line="360" w:lineRule="auto"/>
-        <w:ind w:firstLine="709"/>
-        <w:jc w:val="both"/>
-        <w:rPr>
-          <w:sz w:val="28"/>
-          <w:szCs w:val="28"/>
-        </w:rPr>
-      </w:pPr>
-      <w:r>
-        <w:rPr>
-          <w:sz w:val="28"/>
-          <w:szCs w:val="28"/>
-        </w:rPr>
-        <w:t>Сформулир</w:t>
-      </w:r>
-      <w:r>
-        <w:rPr>
-          <w:sz w:val="28"/>
-          <w:szCs w:val="28"/>
-        </w:rPr>
-        <w:t xml:space="preserve">овать </w:t>
-      </w:r>
-      <w:r>
-        <w:rPr>
-          <w:sz w:val="28"/>
-          <w:szCs w:val="28"/>
-        </w:rPr>
-        <w:t>аргументированные заключения о преимуществах или недостатках различных методов анализа.</w:t>
+        <w:t>Реализуйте рассмотренные в лабораторной работе этапы построения и отбора признаков для наборов данных как с использованием Python в соответствующем узле платформы, так и с помощью визуальных инструментов этой платформы.</w:t>
+      </w:r>
+      <w:r>
+        <w:rPr>
+          <w:sz w:val="28"/>
+          <w:szCs w:val="28"/>
+        </w:rPr>
+        <w:t xml:space="preserve"> </w:t>
+      </w:r>
+      <w:r>
+        <w:rPr>
+          <w:sz w:val="28"/>
+          <w:szCs w:val="28"/>
+        </w:rPr>
+        <w:t>Сформулируйте аргументированные заключения о преимуществах или недостатках различных методов анализа.</w:t>
       </w:r>
     </w:p>
     <w:p>
@@ -1068,8 +1036,9 @@
     </w:p>
     <w:p>
       <w:pPr>
-        <w:spacing w:after="160" w:line="360" w:lineRule="auto"/>
-        <w:ind w:firstLine="709"/>
+        <w:spacing w:line="360" w:lineRule="auto"/>
+        <w:ind w:firstLine="708"/>
+        <w:contextualSpacing/>
         <w:jc w:val="both"/>
         <w:rPr>
           <w:sz w:val="28"/>
@@ -1081,12 +1050,35 @@
           <w:sz w:val="28"/>
           <w:szCs w:val="28"/>
         </w:rPr>
-        <w:t xml:space="preserve">В рамках решения задания была разработана структурная схема, изображенная на рисунке 1. </w:t>
-      </w:r>
-    </w:p>
-    <w:p>
-      <w:pPr>
-        <w:spacing w:after="160"/>
+        <w:t xml:space="preserve">В среде </w:t>
+      </w:r>
+      <w:proofErr w:type="spellStart"/>
+      <w:r>
+        <w:rPr>
+          <w:sz w:val="28"/>
+          <w:szCs w:val="28"/>
+        </w:rPr>
+        <w:t>Loginom</w:t>
+      </w:r>
+      <w:proofErr w:type="spellEnd"/>
+      <w:r>
+        <w:rPr>
+          <w:sz w:val="28"/>
+          <w:szCs w:val="28"/>
+        </w:rPr>
+        <w:t xml:space="preserve"> разработали сценарий, который решает поставленную задачу двумя разными методами: через интеграцию с Python и с использованием встроенных визуальных компонентов платформы. Результат представлен на рисунке 1</w:t>
+      </w:r>
+      <w:r>
+        <w:rPr>
+          <w:sz w:val="28"/>
+          <w:szCs w:val="28"/>
+        </w:rPr>
+        <w:t xml:space="preserve">. </w:t>
+      </w:r>
+    </w:p>
+    <w:p>
+      <w:pPr>
+        <w:spacing w:line="360" w:lineRule="auto"/>
         <w:jc w:val="center"/>
         <w:rPr>
           <w:sz w:val="28"/>
@@ -1100,9 +1092,9 @@
           <w:szCs w:val="28"/>
         </w:rPr>
         <w:drawing>
-          <wp:inline distT="0" distB="0" distL="0" distR="0" wp14:anchorId="61141C10" wp14:editId="49E61C57">
-            <wp:extent cx="3830638" cy="2720142"/>
-            <wp:effectExtent l="0" t="0" r="0" b="4445"/>
+          <wp:inline distT="0" distB="0" distL="0" distR="0" wp14:anchorId="4455A46C" wp14:editId="7B8BDEDE">
+            <wp:extent cx="5245481" cy="3648006"/>
+            <wp:effectExtent l="0" t="0" r="0" b="0"/>
             <wp:docPr id="1" name="Рисунок 1"/>
             <wp:cNvGraphicFramePr>
               <a:graphicFrameLocks xmlns:a="http://schemas.openxmlformats.org/drawingml/2006/main" noChangeAspect="1"/>
@@ -1123,7 +1115,7 @@
                   <pic:spPr>
                     <a:xfrm>
                       <a:off x="0" y="0"/>
-                      <a:ext cx="3848245" cy="2732645"/>
+                      <a:ext cx="5249663" cy="3650914"/>
                     </a:xfrm>
                     <a:prstGeom prst="rect">
                       <a:avLst/>
@@ -1135,10 +1127,19 @@
           </wp:inline>
         </w:drawing>
       </w:r>
-    </w:p>
-    <w:p>
-      <w:pPr>
-        <w:spacing w:after="160"/>
+      <w:r>
+        <w:rPr>
+          <w:noProof/>
+          <w:sz w:val="28"/>
+          <w:szCs w:val="28"/>
+        </w:rPr>
+        <w:t xml:space="preserve">  </w:t>
+      </w:r>
+    </w:p>
+    <w:p>
+      <w:pPr>
+        <w:spacing w:line="360" w:lineRule="auto"/>
+        <w:ind w:firstLine="709"/>
         <w:jc w:val="center"/>
         <w:rPr>
           <w:sz w:val="28"/>
@@ -1157,13 +1158,19 @@
           <w:sz w:val="28"/>
           <w:szCs w:val="28"/>
         </w:rPr>
-        <w:t>Реализованная схема</w:t>
-      </w:r>
-    </w:p>
-    <w:p>
-      <w:pPr>
-        <w:spacing w:after="160" w:line="360" w:lineRule="auto"/>
-        <w:ind w:firstLine="709"/>
+        <w:t>Разработанный с</w:t>
+      </w:r>
+      <w:r>
+        <w:rPr>
+          <w:sz w:val="28"/>
+          <w:szCs w:val="28"/>
+        </w:rPr>
+        <w:t>ценарий</w:t>
+      </w:r>
+    </w:p>
+    <w:p>
+      <w:pPr>
+        <w:spacing w:line="360" w:lineRule="auto"/>
         <w:jc w:val="both"/>
         <w:rPr>
           <w:sz w:val="28"/>
@@ -1175,7 +1182,14 @@
           <w:sz w:val="28"/>
           <w:szCs w:val="28"/>
         </w:rPr>
-        <w:t>На первом этапе работы выполняется загрузка исходного набора данных, после чего для выделения группы «Полезные правила» используется узел «Фильтрация данных», в котором задаются сложные условия отбора, основанные на метриках качества.</w:t>
+        <w:tab/>
+      </w:r>
+      <w:r>
+        <w:rPr>
+          <w:sz w:val="28"/>
+          <w:szCs w:val="28"/>
+        </w:rPr>
+        <w:t>Для исследования взяли набор данных по социально-экономическим и медицинским показателям разных стран за несколько лет. Среди ключевых параметров: продолжительность жизни, потребление алкоголя, смертность взрослых, образование, расходы на медицину, заболеваемость и другие факторы, влияющие на здоровье. После загрузки данных проверили наличие пропусков, что продемонстрировано на рисунках 2</w:t>
       </w:r>
       <w:r>
         <w:rPr>
@@ -1189,19 +1203,51 @@
           <w:sz w:val="28"/>
           <w:szCs w:val="28"/>
         </w:rPr>
-        <w:t xml:space="preserve">Поскольку полезные правила должны отражать неочевидные, но сильные связи, устанавливаются следующие пороговые значения: поддержка ограничивается интервалом от 0,02 до 0,04, что обусловлено интересом к редким сочетаниям, достоверность задается в диапазоне от 0,30 до 0,70, а ключевым критерием выступает лифт, для которого отбираются правила со значением не ниже 3,00, исключая интервал от 4,00 до 4,88, и с лифтом менее 5,00, что позволяет выявить устойчивые положительные связи, не являющиеся при этом аномальными. </w:t>
-      </w:r>
-      <w:r>
-        <w:rPr>
-          <w:sz w:val="28"/>
-          <w:szCs w:val="28"/>
-        </w:rPr>
-        <w:t xml:space="preserve">Результат настройки представлен на рисунке 2. </w:t>
-      </w:r>
-    </w:p>
-    <w:p>
-      <w:pPr>
-        <w:spacing w:after="160"/>
+        <w:t>–</w:t>
+      </w:r>
+      <w:r>
+        <w:rPr>
+          <w:sz w:val="28"/>
+          <w:szCs w:val="28"/>
+        </w:rPr>
+        <w:t xml:space="preserve"> </w:t>
+      </w:r>
+      <w:r>
+        <w:rPr>
+          <w:sz w:val="28"/>
+          <w:szCs w:val="28"/>
+        </w:rPr>
+        <w:t xml:space="preserve">3. Пробелы заполняли двумя способами: через скрипты Python и визуальные инструменты </w:t>
+      </w:r>
+      <w:proofErr w:type="spellStart"/>
+      <w:r>
+        <w:rPr>
+          <w:sz w:val="28"/>
+          <w:szCs w:val="28"/>
+        </w:rPr>
+        <w:t>Loginom</w:t>
+      </w:r>
+      <w:proofErr w:type="spellEnd"/>
+      <w:r>
+        <w:rPr>
+          <w:sz w:val="28"/>
+          <w:szCs w:val="28"/>
+        </w:rPr>
+        <w:t>.</w:t>
+      </w:r>
+    </w:p>
+    <w:p>
+      <w:pPr>
+        <w:spacing w:line="360" w:lineRule="auto"/>
+        <w:rPr>
+          <w:sz w:val="28"/>
+          <w:szCs w:val="28"/>
+        </w:rPr>
+      </w:pPr>
+    </w:p>
+    <w:p>
+      <w:pPr>
+        <w:spacing w:line="360" w:lineRule="auto"/>
         <w:jc w:val="center"/>
         <w:rPr>
           <w:sz w:val="28"/>
@@ -1216,10 +1262,10 @@
         </w:rPr>
         <w:lastRenderedPageBreak/>
         <w:drawing>
-          <wp:inline distT="0" distB="0" distL="0" distR="0" wp14:anchorId="61F2ED8F" wp14:editId="09FA9D01">
-            <wp:extent cx="5940425" cy="3870960"/>
-            <wp:effectExtent l="0" t="0" r="3175" b="0"/>
-            <wp:docPr id="5" name="Рисунок 5"/>
+          <wp:inline distT="0" distB="0" distL="0" distR="0" wp14:anchorId="7C094F69" wp14:editId="0C38672F">
+            <wp:extent cx="4235984" cy="2822329"/>
+            <wp:effectExtent l="0" t="0" r="0" b="0"/>
+            <wp:docPr id="3" name="Рисунок 3"/>
             <wp:cNvGraphicFramePr>
               <a:graphicFrameLocks xmlns:a="http://schemas.openxmlformats.org/drawingml/2006/main" noChangeAspect="1"/>
             </wp:cNvGraphicFramePr>
@@ -1239,7 +1285,7 @@
                   <pic:spPr>
                     <a:xfrm>
                       <a:off x="0" y="0"/>
-                      <a:ext cx="5940425" cy="3870960"/>
+                      <a:ext cx="4238832" cy="2824226"/>
                     </a:xfrm>
                     <a:prstGeom prst="rect">
                       <a:avLst/>
@@ -1251,10 +1297,18 @@
           </wp:inline>
         </w:drawing>
       </w:r>
-    </w:p>
-    <w:p>
-      <w:pPr>
-        <w:spacing w:after="160"/>
+      <w:r>
+        <w:rPr>
+          <w:noProof/>
+          <w:sz w:val="28"/>
+          <w:szCs w:val="28"/>
+        </w:rPr>
+        <w:t xml:space="preserve">  </w:t>
+      </w:r>
+    </w:p>
+    <w:p>
+      <w:pPr>
+        <w:spacing w:line="360" w:lineRule="auto"/>
         <w:jc w:val="center"/>
         <w:rPr>
           <w:sz w:val="28"/>
@@ -1266,72 +1320,65 @@
           <w:sz w:val="28"/>
           <w:szCs w:val="28"/>
         </w:rPr>
-        <w:t xml:space="preserve">Рисунок </w:t>
-      </w:r>
-      <w:r>
-        <w:rPr>
-          <w:sz w:val="28"/>
-          <w:szCs w:val="28"/>
-        </w:rPr>
-        <w:t>2</w:t>
-      </w:r>
-      <w:r>
-        <w:rPr>
-          <w:sz w:val="28"/>
-          <w:szCs w:val="28"/>
-        </w:rPr>
-        <w:t xml:space="preserve"> – </w:t>
-      </w:r>
-      <w:r>
-        <w:rPr>
-          <w:sz w:val="28"/>
-          <w:szCs w:val="28"/>
-        </w:rPr>
-        <w:t xml:space="preserve">Настройка </w:t>
-      </w:r>
-      <w:r>
-        <w:rPr>
-          <w:sz w:val="28"/>
-          <w:szCs w:val="28"/>
-        </w:rPr>
-        <w:t>“</w:t>
-      </w:r>
-      <w:r>
-        <w:rPr>
-          <w:sz w:val="28"/>
-          <w:szCs w:val="28"/>
-        </w:rPr>
-        <w:t>Полезные правила</w:t>
-      </w:r>
-      <w:r>
-        <w:rPr>
-          <w:sz w:val="28"/>
-          <w:szCs w:val="28"/>
-        </w:rPr>
-        <w:t>”</w:t>
-      </w:r>
-    </w:p>
-    <w:p>
-      <w:pPr>
-        <w:spacing w:after="160" w:line="360" w:lineRule="auto"/>
-        <w:ind w:firstLine="709"/>
-        <w:jc w:val="both"/>
-        <w:rPr>
-          <w:sz w:val="28"/>
-          <w:szCs w:val="28"/>
-        </w:rPr>
-      </w:pPr>
-      <w:r>
-        <w:rPr>
-          <w:sz w:val="28"/>
-          <w:szCs w:val="28"/>
-        </w:rPr>
-        <w:t>Для выделения тривиальных правил применяется отдельный узел фильтрации, поскольку такие правила отражают очевидные и часто встречающиеся закономерности, поэтому для их отбора задаются высокие пороги: поддержка более 0,03, что соответствует часто встречающимся товарам, и достоверность более 0,80, указывающая на высокую вероятность совместной покупки, и в результате такие правила, как правило, описывают товары-лидеры продаж или очевидные совместные покупки, а результат настройки показан на рисунке 3.</w:t>
-      </w:r>
-    </w:p>
-    <w:p>
-      <w:pPr>
-        <w:spacing w:after="160"/>
+        <w:t xml:space="preserve">Рисунок 2 – </w:t>
+      </w:r>
+      <w:r>
+        <w:rPr>
+          <w:sz w:val="28"/>
+          <w:szCs w:val="28"/>
+        </w:rPr>
+        <w:t>Заполнение</w:t>
+      </w:r>
+      <w:r>
+        <w:rPr>
+          <w:spacing w:val="-6"/>
+          <w:sz w:val="28"/>
+          <w:szCs w:val="28"/>
+        </w:rPr>
+        <w:t xml:space="preserve"> </w:t>
+      </w:r>
+      <w:r>
+        <w:rPr>
+          <w:sz w:val="28"/>
+          <w:szCs w:val="28"/>
+        </w:rPr>
+        <w:t>пропусков</w:t>
+      </w:r>
+      <w:r>
+        <w:rPr>
+          <w:spacing w:val="1"/>
+          <w:sz w:val="28"/>
+          <w:szCs w:val="28"/>
+        </w:rPr>
+        <w:t xml:space="preserve"> </w:t>
+      </w:r>
+      <w:r>
+        <w:rPr>
+          <w:sz w:val="28"/>
+          <w:szCs w:val="28"/>
+        </w:rPr>
+        <w:t>через</w:t>
+      </w:r>
+      <w:r>
+        <w:rPr>
+          <w:spacing w:val="4"/>
+          <w:sz w:val="28"/>
+          <w:szCs w:val="28"/>
+        </w:rPr>
+        <w:t xml:space="preserve"> </w:t>
+      </w:r>
+      <w:r>
+        <w:rPr>
+          <w:spacing w:val="-2"/>
+          <w:sz w:val="28"/>
+          <w:szCs w:val="28"/>
+        </w:rPr>
+        <w:t>Python</w:t>
+      </w:r>
+    </w:p>
+    <w:p>
+      <w:pPr>
+        <w:spacing w:line="360" w:lineRule="auto"/>
         <w:jc w:val="center"/>
         <w:rPr>
           <w:sz w:val="28"/>
@@ -1344,11 +1391,10 @@
           <w:sz w:val="28"/>
           <w:szCs w:val="28"/>
         </w:rPr>
-        <w:lastRenderedPageBreak/>
         <w:drawing>
-          <wp:inline distT="0" distB="0" distL="0" distR="0" wp14:anchorId="08B3A560" wp14:editId="04917E1D">
-            <wp:extent cx="5940425" cy="3866515"/>
-            <wp:effectExtent l="0" t="0" r="3175" b="635"/>
+          <wp:inline distT="0" distB="0" distL="0" distR="0" wp14:anchorId="795F377B" wp14:editId="54E0531B">
+            <wp:extent cx="5029902" cy="3540556"/>
+            <wp:effectExtent l="0" t="0" r="0" b="3175"/>
             <wp:docPr id="11" name="Рисунок 11"/>
             <wp:cNvGraphicFramePr>
               <a:graphicFrameLocks xmlns:a="http://schemas.openxmlformats.org/drawingml/2006/main" noChangeAspect="1"/>
@@ -1369,7 +1415,7 @@
                   <pic:spPr>
                     <a:xfrm>
                       <a:off x="0" y="0"/>
-                      <a:ext cx="5940425" cy="3866515"/>
+                      <a:ext cx="5034930" cy="3544095"/>
                     </a:xfrm>
                     <a:prstGeom prst="rect">
                       <a:avLst/>
@@ -1384,105 +1430,166 @@
     </w:p>
     <w:p>
       <w:pPr>
-        <w:spacing w:after="160"/>
+        <w:spacing w:line="360" w:lineRule="auto"/>
         <w:jc w:val="center"/>
         <w:rPr>
-          <w:sz w:val="28"/>
-          <w:szCs w:val="28"/>
-        </w:rPr>
-      </w:pPr>
-      <w:r>
-        <w:rPr>
-          <w:sz w:val="28"/>
-          <w:szCs w:val="28"/>
-        </w:rPr>
-        <w:t xml:space="preserve">Рисунок </w:t>
-      </w:r>
-      <w:r>
-        <w:rPr>
-          <w:sz w:val="28"/>
-          <w:szCs w:val="28"/>
-        </w:rPr>
-        <w:t>3</w:t>
-      </w:r>
-      <w:r>
-        <w:rPr>
-          <w:sz w:val="28"/>
-          <w:szCs w:val="28"/>
-        </w:rPr>
-        <w:t xml:space="preserve"> – </w:t>
-      </w:r>
-      <w:r>
-        <w:rPr>
-          <w:sz w:val="28"/>
-          <w:szCs w:val="28"/>
-        </w:rPr>
-        <w:t xml:space="preserve">Настройка </w:t>
-      </w:r>
-      <w:r>
-        <w:rPr>
-          <w:sz w:val="28"/>
-          <w:szCs w:val="28"/>
-        </w:rPr>
-        <w:t>“</w:t>
-      </w:r>
-      <w:r>
-        <w:rPr>
-          <w:sz w:val="28"/>
-          <w:szCs w:val="28"/>
-        </w:rPr>
-        <w:t>Тривиальные</w:t>
-      </w:r>
-      <w:r>
-        <w:rPr>
-          <w:sz w:val="28"/>
-          <w:szCs w:val="28"/>
-        </w:rPr>
-        <w:t xml:space="preserve"> правила</w:t>
-      </w:r>
-      <w:r>
-        <w:rPr>
-          <w:sz w:val="28"/>
-          <w:szCs w:val="28"/>
-        </w:rPr>
-        <w:t>”</w:t>
-      </w:r>
-    </w:p>
-    <w:p>
-      <w:pPr>
-        <w:spacing w:after="160" w:line="360" w:lineRule="auto"/>
-        <w:ind w:firstLine="709"/>
+          <w:spacing w:val="-2"/>
+          <w:sz w:val="28"/>
+          <w:szCs w:val="28"/>
+        </w:rPr>
+      </w:pPr>
+      <w:r>
+        <w:rPr>
+          <w:sz w:val="28"/>
+          <w:szCs w:val="28"/>
+        </w:rPr>
+        <w:t xml:space="preserve">Рисунок 3 – </w:t>
+      </w:r>
+      <w:r>
+        <w:rPr>
+          <w:sz w:val="28"/>
+          <w:szCs w:val="28"/>
+        </w:rPr>
+        <w:t>Заполнение</w:t>
+      </w:r>
+      <w:r>
+        <w:rPr>
+          <w:spacing w:val="-7"/>
+          <w:sz w:val="28"/>
+          <w:szCs w:val="28"/>
+        </w:rPr>
+        <w:t xml:space="preserve"> </w:t>
+      </w:r>
+      <w:r>
+        <w:rPr>
+          <w:sz w:val="28"/>
+          <w:szCs w:val="28"/>
+        </w:rPr>
+        <w:t xml:space="preserve">пропусков </w:t>
+      </w:r>
+      <w:r>
+        <w:rPr>
+          <w:sz w:val="28"/>
+          <w:szCs w:val="28"/>
+        </w:rPr>
+        <w:t>через</w:t>
+      </w:r>
+      <w:r>
+        <w:rPr>
+          <w:spacing w:val="-3"/>
+          <w:sz w:val="28"/>
+          <w:szCs w:val="28"/>
+        </w:rPr>
+        <w:t xml:space="preserve"> </w:t>
+      </w:r>
+      <w:r>
+        <w:rPr>
+          <w:sz w:val="28"/>
+          <w:szCs w:val="28"/>
+        </w:rPr>
+        <w:t>визуальн</w:t>
+      </w:r>
+      <w:r>
+        <w:rPr>
+          <w:sz w:val="28"/>
+          <w:szCs w:val="28"/>
+        </w:rPr>
+        <w:t>ый</w:t>
+      </w:r>
+      <w:r>
+        <w:rPr>
+          <w:spacing w:val="2"/>
+          <w:sz w:val="28"/>
+          <w:szCs w:val="28"/>
+        </w:rPr>
+        <w:t xml:space="preserve"> </w:t>
+      </w:r>
+      <w:r>
+        <w:rPr>
+          <w:sz w:val="28"/>
+          <w:szCs w:val="28"/>
+        </w:rPr>
+        <w:t>инструмент</w:t>
+      </w:r>
+    </w:p>
+    <w:p>
+      <w:pPr>
+        <w:spacing w:line="360" w:lineRule="auto"/>
         <w:jc w:val="both"/>
         <w:rPr>
-          <w:sz w:val="28"/>
-          <w:szCs w:val="28"/>
-        </w:rPr>
-      </w:pPr>
-      <w:r>
-        <w:rPr>
-          <w:sz w:val="28"/>
-          <w:szCs w:val="28"/>
-        </w:rPr>
-        <w:t xml:space="preserve">Что касается непонятных правил, то они требуют экспертной оценки и не всегда могут быть выделены только пороговыми значениями, поэтому для их демонстрации в отчете создается узел фильтрации, который вручную отбирает конкретные правила по их номерам, как показано на рисунке </w:t>
-      </w:r>
-      <w:r>
-        <w:rPr>
-          <w:sz w:val="28"/>
-          <w:szCs w:val="28"/>
-        </w:rPr>
-        <w:t>4</w:t>
-      </w:r>
-      <w:r>
-        <w:rPr>
-          <w:sz w:val="28"/>
-          <w:szCs w:val="28"/>
-        </w:rPr>
-        <w:t xml:space="preserve">, и предполагается, что именно эти правила были признаны аналитиком не имеющими логического объяснения и требующими дополнительного, более глубокого анализа. </w:t>
-      </w:r>
-    </w:p>
-    <w:p>
-      <w:pPr>
-        <w:spacing w:after="160"/>
+          <w:spacing w:val="-2"/>
+          <w:sz w:val="28"/>
+          <w:szCs w:val="28"/>
+        </w:rPr>
+      </w:pPr>
+      <w:r>
+        <w:rPr>
+          <w:spacing w:val="-2"/>
+          <w:sz w:val="28"/>
+          <w:szCs w:val="28"/>
+        </w:rPr>
+        <w:tab/>
+      </w:r>
+      <w:r>
+        <w:rPr>
+          <w:spacing w:val="-2"/>
+          <w:sz w:val="28"/>
+          <w:szCs w:val="28"/>
+        </w:rPr>
+        <w:t xml:space="preserve">Удалили выбросы, мешающие анализу, что представлено на рисунках 4 – 5. Использовали Python </w:t>
+      </w:r>
+      <w:r>
+        <w:rPr>
+          <w:sz w:val="28"/>
+          <w:szCs w:val="28"/>
+        </w:rPr>
+        <w:t>–</w:t>
+      </w:r>
+      <w:r>
+        <w:rPr>
+          <w:spacing w:val="-2"/>
+          <w:sz w:val="28"/>
+          <w:szCs w:val="28"/>
+        </w:rPr>
+        <w:t xml:space="preserve"> убирали значения за пределами стандартного отклонения, и </w:t>
+      </w:r>
+      <w:proofErr w:type="spellStart"/>
+      <w:r>
+        <w:rPr>
+          <w:spacing w:val="-2"/>
+          <w:sz w:val="28"/>
+          <w:szCs w:val="28"/>
+        </w:rPr>
+        <w:t>Loginom</w:t>
+      </w:r>
+      <w:proofErr w:type="spellEnd"/>
+      <w:r>
+        <w:rPr>
+          <w:spacing w:val="-2"/>
+          <w:sz w:val="28"/>
+          <w:szCs w:val="28"/>
+        </w:rPr>
+        <w:t xml:space="preserve"> </w:t>
+      </w:r>
+      <w:r>
+        <w:rPr>
+          <w:sz w:val="28"/>
+          <w:szCs w:val="28"/>
+        </w:rPr>
+        <w:t>–</w:t>
+      </w:r>
+      <w:r>
+        <w:rPr>
+          <w:spacing w:val="-2"/>
+          <w:sz w:val="28"/>
+          <w:szCs w:val="28"/>
+        </w:rPr>
+        <w:t xml:space="preserve"> автоматически находил аномалии и заменял их медианой.</w:t>
+      </w:r>
+    </w:p>
+    <w:p>
+      <w:pPr>
+        <w:spacing w:line="360" w:lineRule="auto"/>
         <w:jc w:val="center"/>
         <w:rPr>
           <w:sz w:val="28"/>
@@ -1497,9 +1604,9 @@
         </w:rPr>
         <w:lastRenderedPageBreak/>
         <w:drawing>
-          <wp:inline distT="0" distB="0" distL="0" distR="0" wp14:anchorId="40281D76" wp14:editId="4F5C1881">
-            <wp:extent cx="5940425" cy="3864610"/>
-            <wp:effectExtent l="0" t="0" r="3175" b="2540"/>
+          <wp:inline distT="0" distB="0" distL="0" distR="0" wp14:anchorId="67C98301" wp14:editId="38B3AC08">
+            <wp:extent cx="5107363" cy="3006547"/>
+            <wp:effectExtent l="0" t="0" r="0" b="3810"/>
             <wp:docPr id="12" name="Рисунок 12"/>
             <wp:cNvGraphicFramePr>
               <a:graphicFrameLocks xmlns:a="http://schemas.openxmlformats.org/drawingml/2006/main" noChangeAspect="1"/>
@@ -1520,7 +1627,7 @@
                   <pic:spPr>
                     <a:xfrm>
                       <a:off x="0" y="0"/>
-                      <a:ext cx="5940425" cy="3864610"/>
+                      <a:ext cx="5113525" cy="3010175"/>
                     </a:xfrm>
                     <a:prstGeom prst="rect">
                       <a:avLst/>
@@ -1532,10 +1639,18 @@
           </wp:inline>
         </w:drawing>
       </w:r>
-    </w:p>
-    <w:p>
-      <w:pPr>
-        <w:spacing w:after="160"/>
+      <w:r>
+        <w:rPr>
+          <w:noProof/>
+          <w:sz w:val="28"/>
+          <w:szCs w:val="28"/>
+        </w:rPr>
+        <w:t xml:space="preserve">  </w:t>
+      </w:r>
+    </w:p>
+    <w:p>
+      <w:pPr>
+        <w:spacing w:line="360" w:lineRule="auto"/>
         <w:jc w:val="center"/>
         <w:rPr>
           <w:sz w:val="28"/>
@@ -1547,132 +1662,72 @@
           <w:sz w:val="28"/>
           <w:szCs w:val="28"/>
         </w:rPr>
-        <w:t xml:space="preserve">Рисунок </w:t>
-      </w:r>
-      <w:r>
-        <w:rPr>
-          <w:sz w:val="28"/>
-          <w:szCs w:val="28"/>
-        </w:rPr>
-        <w:t xml:space="preserve">4 </w:t>
-      </w:r>
-      <w:r>
-        <w:rPr>
-          <w:sz w:val="28"/>
-          <w:szCs w:val="28"/>
-        </w:rPr>
-        <w:t xml:space="preserve">– </w:t>
-      </w:r>
-      <w:r>
-        <w:rPr>
-          <w:sz w:val="28"/>
-          <w:szCs w:val="28"/>
-        </w:rPr>
-        <w:t xml:space="preserve">Настройка </w:t>
-      </w:r>
-      <w:r>
-        <w:rPr>
-          <w:sz w:val="28"/>
-          <w:szCs w:val="28"/>
-        </w:rPr>
-        <w:t>“</w:t>
-      </w:r>
-      <w:r>
-        <w:rPr>
-          <w:sz w:val="28"/>
-          <w:szCs w:val="28"/>
-        </w:rPr>
-        <w:t>Непонятное</w:t>
-      </w:r>
-      <w:r>
-        <w:rPr>
-          <w:sz w:val="28"/>
-          <w:szCs w:val="28"/>
-        </w:rPr>
-        <w:t xml:space="preserve"> правил</w:t>
-      </w:r>
-      <w:r>
-        <w:rPr>
-          <w:sz w:val="28"/>
-          <w:szCs w:val="28"/>
-        </w:rPr>
-        <w:t>о</w:t>
-      </w:r>
-      <w:r>
-        <w:rPr>
-          <w:sz w:val="28"/>
-          <w:szCs w:val="28"/>
-        </w:rPr>
-        <w:t>”</w:t>
-      </w:r>
-    </w:p>
-    <w:p>
-      <w:pPr>
-        <w:spacing w:after="160" w:line="360" w:lineRule="auto"/>
-        <w:ind w:firstLine="709"/>
-        <w:jc w:val="both"/>
-        <w:rPr>
-          <w:sz w:val="28"/>
-          <w:szCs w:val="28"/>
-        </w:rPr>
-      </w:pPr>
-      <w:r>
-        <w:rPr>
-          <w:sz w:val="28"/>
-          <w:szCs w:val="28"/>
-        </w:rPr>
-        <w:t xml:space="preserve">Для создания сводного отчета используется узел «Объединение», который собирает в единую таблицу все три группы правил с их характеристиками: номер, поддержка, достоверность, лифт, условие и следствие. На заключительном этапе результаты визуализируются на рисунках </w:t>
-      </w:r>
-      <w:r>
-        <w:rPr>
-          <w:sz w:val="28"/>
-          <w:szCs w:val="28"/>
-        </w:rPr>
-        <w:t xml:space="preserve">5 </w:t>
-      </w:r>
-      <w:r>
-        <w:rPr>
-          <w:sz w:val="28"/>
-          <w:szCs w:val="28"/>
-        </w:rPr>
-        <w:t>–</w:t>
-      </w:r>
-      <w:r>
-        <w:rPr>
-          <w:sz w:val="28"/>
-          <w:szCs w:val="28"/>
-        </w:rPr>
-        <w:t xml:space="preserve"> 6</w:t>
-      </w:r>
-      <w:r>
-        <w:rPr>
-          <w:sz w:val="28"/>
-          <w:szCs w:val="28"/>
-        </w:rPr>
-        <w:t>, где точками отмечены правила, а цвет или положение соответствуют значениям метрик. Например, правило «Кондиционер → Стиральный порошок» с достоверностью 0,85 и лифтом 12,06 указывает на сильную неслучайную связь. Такой отчет позволяет быстро оценить структуру связей и кластеризацию правил в пространстве метрик.</w:t>
-      </w:r>
-    </w:p>
-    <w:p>
-      <w:pPr>
-        <w:spacing w:after="160"/>
-        <w:jc w:val="center"/>
-        <w:rPr>
-          <w:sz w:val="28"/>
-          <w:szCs w:val="28"/>
-        </w:rPr>
-      </w:pPr>
+        <w:t xml:space="preserve">Рисунок 4 – </w:t>
+      </w:r>
+      <w:r>
+        <w:rPr>
+          <w:sz w:val="28"/>
+          <w:szCs w:val="28"/>
+        </w:rPr>
+        <w:t>Удаление</w:t>
+      </w:r>
+      <w:r>
+        <w:rPr>
+          <w:spacing w:val="-2"/>
+          <w:sz w:val="28"/>
+          <w:szCs w:val="28"/>
+        </w:rPr>
+        <w:t xml:space="preserve"> </w:t>
+      </w:r>
+      <w:r>
+        <w:rPr>
+          <w:sz w:val="28"/>
+          <w:szCs w:val="28"/>
+        </w:rPr>
+        <w:t>выбросов</w:t>
+      </w:r>
+      <w:r>
+        <w:rPr>
+          <w:spacing w:val="-3"/>
+          <w:sz w:val="28"/>
+          <w:szCs w:val="28"/>
+        </w:rPr>
+        <w:t xml:space="preserve"> </w:t>
+      </w:r>
+      <w:r>
+        <w:rPr>
+          <w:sz w:val="28"/>
+          <w:szCs w:val="28"/>
+        </w:rPr>
+        <w:t>через</w:t>
+      </w:r>
+      <w:r>
+        <w:rPr>
+          <w:spacing w:val="4"/>
+          <w:sz w:val="28"/>
+          <w:szCs w:val="28"/>
+        </w:rPr>
+        <w:t xml:space="preserve"> </w:t>
+      </w:r>
+      <w:r>
+        <w:rPr>
+          <w:spacing w:val="-2"/>
+          <w:sz w:val="28"/>
+          <w:szCs w:val="28"/>
+        </w:rPr>
+        <w:t>Python</w:t>
+      </w:r>
       <w:r>
         <w:rPr>
           <w:noProof/>
           <w:sz w:val="28"/>
           <w:szCs w:val="28"/>
         </w:rPr>
-        <w:lastRenderedPageBreak/>
         <w:drawing>
-          <wp:inline distT="0" distB="0" distL="0" distR="0" wp14:anchorId="67251706" wp14:editId="20138994">
-            <wp:extent cx="5940425" cy="2216150"/>
-            <wp:effectExtent l="0" t="0" r="3175" b="0"/>
-            <wp:docPr id="18" name="Рисунок 18"/>
+          <wp:inline distT="0" distB="0" distL="0" distR="0" wp14:anchorId="67148E7E" wp14:editId="1AAB6266">
+            <wp:extent cx="4660473" cy="3262580"/>
+            <wp:effectExtent l="0" t="0" r="6985" b="0"/>
+            <wp:docPr id="4" name="Рисунок 4"/>
             <wp:cNvGraphicFramePr>
               <a:graphicFrameLocks xmlns:a="http://schemas.openxmlformats.org/drawingml/2006/main" noChangeAspect="1"/>
             </wp:cNvGraphicFramePr>
@@ -1692,7 +1747,7 @@
                   <pic:spPr>
                     <a:xfrm>
                       <a:off x="0" y="0"/>
-                      <a:ext cx="5940425" cy="2216150"/>
+                      <a:ext cx="4666096" cy="3266517"/>
                     </a:xfrm>
                     <a:prstGeom prst="rect">
                       <a:avLst/>
@@ -1704,32 +1759,43 @@
           </wp:inline>
         </w:drawing>
       </w:r>
-    </w:p>
-    <w:p>
-      <w:pPr>
-        <w:spacing w:after="160"/>
+      <w:r>
+        <w:rPr>
+          <w:noProof/>
+          <w:sz w:val="28"/>
+          <w:szCs w:val="28"/>
+        </w:rPr>
+        <w:t xml:space="preserve">  </w:t>
+      </w:r>
+    </w:p>
+    <w:p>
+      <w:pPr>
+        <w:spacing w:line="360" w:lineRule="auto"/>
+        <w:ind w:firstLine="708"/>
         <w:jc w:val="center"/>
         <w:rPr>
-          <w:sz w:val="28"/>
-          <w:szCs w:val="28"/>
-        </w:rPr>
-      </w:pPr>
-      <w:r>
-        <w:rPr>
-          <w:sz w:val="28"/>
-          <w:szCs w:val="28"/>
-        </w:rPr>
-        <w:t xml:space="preserve">Рисунок </w:t>
-      </w:r>
-      <w:r>
-        <w:rPr>
-          <w:sz w:val="28"/>
-          <w:szCs w:val="28"/>
-        </w:rPr>
-        <w:t>5</w:t>
-      </w:r>
-      <w:r>
-        <w:rPr>
+          <w:spacing w:val="-2"/>
+          <w:sz w:val="28"/>
+          <w:szCs w:val="28"/>
+        </w:rPr>
+      </w:pPr>
+      <w:r>
+        <w:rPr>
+          <w:sz w:val="28"/>
+          <w:szCs w:val="28"/>
+        </w:rPr>
+        <w:t xml:space="preserve">Рисунок 5 – </w:t>
+      </w:r>
+      <w:r>
+        <w:rPr>
+          <w:sz w:val="28"/>
+          <w:szCs w:val="28"/>
+        </w:rPr>
+        <w:t>Определение</w:t>
+      </w:r>
+      <w:r>
+        <w:rPr>
+          <w:spacing w:val="-2"/>
           <w:sz w:val="28"/>
           <w:szCs w:val="28"/>
         </w:rPr>
@@ -1740,19 +1806,99 @@
           <w:sz w:val="28"/>
           <w:szCs w:val="28"/>
         </w:rPr>
-        <w:t xml:space="preserve">– </w:t>
-      </w:r>
-      <w:r>
-        <w:rPr>
-          <w:sz w:val="28"/>
-          <w:szCs w:val="28"/>
-        </w:rPr>
-        <w:t>Табличные результаты</w:t>
-      </w:r>
-    </w:p>
-    <w:p>
-      <w:pPr>
-        <w:spacing w:after="160"/>
+        <w:t>выбросов</w:t>
+      </w:r>
+      <w:r>
+        <w:rPr>
+          <w:spacing w:val="-5"/>
+          <w:sz w:val="28"/>
+          <w:szCs w:val="28"/>
+        </w:rPr>
+        <w:t xml:space="preserve"> </w:t>
+      </w:r>
+      <w:r>
+        <w:rPr>
+          <w:sz w:val="28"/>
+          <w:szCs w:val="28"/>
+        </w:rPr>
+        <w:t>через</w:t>
+      </w:r>
+      <w:r>
+        <w:rPr>
+          <w:spacing w:val="-3"/>
+          <w:sz w:val="28"/>
+          <w:szCs w:val="28"/>
+        </w:rPr>
+        <w:t xml:space="preserve"> </w:t>
+      </w:r>
+      <w:r>
+        <w:rPr>
+          <w:sz w:val="28"/>
+          <w:szCs w:val="28"/>
+        </w:rPr>
+        <w:t>визуальн</w:t>
+      </w:r>
+      <w:r>
+        <w:rPr>
+          <w:sz w:val="28"/>
+          <w:szCs w:val="28"/>
+        </w:rPr>
+        <w:t>ый</w:t>
+      </w:r>
+      <w:r>
+        <w:rPr>
+          <w:spacing w:val="2"/>
+          <w:sz w:val="28"/>
+          <w:szCs w:val="28"/>
+        </w:rPr>
+        <w:t xml:space="preserve"> </w:t>
+      </w:r>
+      <w:r>
+        <w:rPr>
+          <w:sz w:val="28"/>
+          <w:szCs w:val="28"/>
+        </w:rPr>
+        <w:t>инструмент</w:t>
+      </w:r>
+    </w:p>
+    <w:p>
+      <w:pPr>
+        <w:spacing w:line="360" w:lineRule="auto"/>
+        <w:jc w:val="both"/>
+        <w:rPr>
+          <w:spacing w:val="-2"/>
+          <w:sz w:val="28"/>
+          <w:szCs w:val="28"/>
+        </w:rPr>
+      </w:pPr>
+      <w:r>
+        <w:rPr>
+          <w:spacing w:val="-2"/>
+          <w:sz w:val="28"/>
+          <w:szCs w:val="28"/>
+        </w:rPr>
+        <w:tab/>
+      </w:r>
+      <w:r>
+        <w:rPr>
+          <w:spacing w:val="-2"/>
+          <w:sz w:val="28"/>
+          <w:szCs w:val="28"/>
+        </w:rPr>
+        <w:t>Следом за устранением аномалий провели нормализацию данных — уже в Python. Это нужно, чтобы привести разные показатели к единому масштабу и их можно было корректно сравнивать. Использовали метод масштабирования, переводящий все значения в интервал от 0 до 1. Соответствующий код показан на рисунке 6</w:t>
+      </w:r>
+      <w:r>
+        <w:rPr>
+          <w:spacing w:val="-2"/>
+          <w:sz w:val="28"/>
+          <w:szCs w:val="28"/>
+        </w:rPr>
+        <w:t>.</w:t>
+      </w:r>
+    </w:p>
+    <w:p>
+      <w:pPr>
+        <w:spacing w:line="360" w:lineRule="auto"/>
         <w:jc w:val="center"/>
         <w:rPr>
           <w:sz w:val="28"/>
@@ -1765,11 +1911,12 @@
           <w:sz w:val="28"/>
           <w:szCs w:val="28"/>
         </w:rPr>
+        <w:lastRenderedPageBreak/>
         <w:drawing>
-          <wp:inline distT="0" distB="0" distL="0" distR="0" wp14:anchorId="59C179E8" wp14:editId="236DB2E0">
-            <wp:extent cx="5940425" cy="3914140"/>
-            <wp:effectExtent l="0" t="0" r="3175" b="0"/>
-            <wp:docPr id="19" name="Рисунок 19"/>
+          <wp:inline distT="0" distB="0" distL="0" distR="0" wp14:anchorId="6ACA12F1" wp14:editId="4585364F">
+            <wp:extent cx="4373592" cy="2834536"/>
+            <wp:effectExtent l="0" t="0" r="8255" b="4445"/>
+            <wp:docPr id="6" name="Рисунок 6"/>
             <wp:cNvGraphicFramePr>
               <a:graphicFrameLocks xmlns:a="http://schemas.openxmlformats.org/drawingml/2006/main" noChangeAspect="1"/>
             </wp:cNvGraphicFramePr>
@@ -1789,7 +1936,7 @@
                   <pic:spPr>
                     <a:xfrm>
                       <a:off x="0" y="0"/>
-                      <a:ext cx="5940425" cy="3914140"/>
+                      <a:ext cx="4380618" cy="2839090"/>
                     </a:xfrm>
                     <a:prstGeom prst="rect">
                       <a:avLst/>
@@ -1801,43 +1948,994 @@
           </wp:inline>
         </w:drawing>
       </w:r>
-    </w:p>
-    <w:p>
-      <w:pPr>
-        <w:spacing w:after="160"/>
+      <w:r>
+        <w:rPr>
+          <w:noProof/>
+          <w:sz w:val="28"/>
+          <w:szCs w:val="28"/>
+        </w:rPr>
+        <w:t xml:space="preserve">   </w:t>
+      </w:r>
+    </w:p>
+    <w:p>
+      <w:pPr>
+        <w:spacing w:line="360" w:lineRule="auto"/>
+        <w:ind w:firstLine="708"/>
         <w:jc w:val="center"/>
         <w:rPr>
-          <w:sz w:val="28"/>
-          <w:szCs w:val="28"/>
-        </w:rPr>
-      </w:pPr>
-      <w:r>
-        <w:rPr>
-          <w:sz w:val="28"/>
-          <w:szCs w:val="28"/>
-        </w:rPr>
-        <w:t xml:space="preserve">Рисунок </w:t>
-      </w:r>
-      <w:r>
-        <w:rPr>
-          <w:sz w:val="28"/>
-          <w:szCs w:val="28"/>
-        </w:rPr>
-        <w:t xml:space="preserve">6 </w:t>
-      </w:r>
-      <w:r>
-        <w:rPr>
-          <w:sz w:val="28"/>
-          <w:szCs w:val="28"/>
-        </w:rPr>
-        <w:t xml:space="preserve">– </w:t>
-      </w:r>
-      <w:r>
-        <w:rPr>
-          <w:sz w:val="28"/>
-          <w:szCs w:val="28"/>
-        </w:rPr>
-        <w:t>Результаты с ди</w:t>
+          <w:spacing w:val="-2"/>
+          <w:sz w:val="28"/>
+          <w:szCs w:val="28"/>
+        </w:rPr>
+      </w:pPr>
+      <w:r>
+        <w:rPr>
+          <w:sz w:val="28"/>
+          <w:szCs w:val="28"/>
+        </w:rPr>
+        <w:t xml:space="preserve">Рисунок 6 – </w:t>
+      </w:r>
+      <w:r>
+        <w:rPr>
+          <w:sz w:val="28"/>
+          <w:szCs w:val="28"/>
+        </w:rPr>
+        <w:t>Н</w:t>
+      </w:r>
+      <w:r>
+        <w:rPr>
+          <w:sz w:val="28"/>
+          <w:szCs w:val="28"/>
+        </w:rPr>
+        <w:t>ормализаци</w:t>
+      </w:r>
+      <w:r>
+        <w:rPr>
+          <w:sz w:val="28"/>
+          <w:szCs w:val="28"/>
+        </w:rPr>
+        <w:t>я</w:t>
+      </w:r>
+      <w:r>
+        <w:rPr>
+          <w:sz w:val="28"/>
+          <w:szCs w:val="28"/>
+        </w:rPr>
+        <w:t xml:space="preserve"> на</w:t>
+      </w:r>
+      <w:r>
+        <w:rPr>
+          <w:spacing w:val="-3"/>
+          <w:sz w:val="28"/>
+          <w:szCs w:val="28"/>
+        </w:rPr>
+        <w:t xml:space="preserve"> </w:t>
+      </w:r>
+      <w:r>
+        <w:rPr>
+          <w:spacing w:val="-2"/>
+          <w:sz w:val="28"/>
+          <w:szCs w:val="28"/>
+        </w:rPr>
+        <w:t>Python</w:t>
+      </w:r>
+    </w:p>
+    <w:p>
+      <w:pPr>
+        <w:spacing w:line="360" w:lineRule="auto"/>
+        <w:jc w:val="both"/>
+        <w:rPr>
+          <w:spacing w:val="-2"/>
+          <w:sz w:val="28"/>
+          <w:szCs w:val="28"/>
+        </w:rPr>
+      </w:pPr>
+      <w:r>
+        <w:rPr>
+          <w:spacing w:val="-2"/>
+          <w:sz w:val="28"/>
+          <w:szCs w:val="28"/>
+        </w:rPr>
+        <w:tab/>
+      </w:r>
+      <w:r>
+        <w:rPr>
+          <w:spacing w:val="-2"/>
+          <w:sz w:val="28"/>
+          <w:szCs w:val="28"/>
+        </w:rPr>
+        <w:t xml:space="preserve">После приведения данных к единому масштабу построили график, на котором отразили нормализованные величины двух показателей </w:t>
+      </w:r>
+      <w:r>
+        <w:rPr>
+          <w:sz w:val="28"/>
+          <w:szCs w:val="28"/>
+        </w:rPr>
+        <w:t>–</w:t>
+      </w:r>
+      <w:r>
+        <w:rPr>
+          <w:sz w:val="28"/>
+          <w:szCs w:val="28"/>
+        </w:rPr>
+        <w:t xml:space="preserve"> </w:t>
+      </w:r>
+      <w:r>
+        <w:rPr>
+          <w:spacing w:val="-2"/>
+          <w:sz w:val="28"/>
+          <w:szCs w:val="28"/>
+        </w:rPr>
+        <w:t>"Продолжительность жизни" и "Алкоголь"</w:t>
+      </w:r>
+      <w:r>
+        <w:rPr>
+          <w:spacing w:val="-2"/>
+          <w:sz w:val="28"/>
+          <w:szCs w:val="28"/>
+        </w:rPr>
+        <w:t xml:space="preserve">. </w:t>
+      </w:r>
+    </w:p>
+    <w:p>
+      <w:pPr>
+        <w:spacing w:line="360" w:lineRule="auto"/>
+        <w:jc w:val="center"/>
+        <w:rPr>
+          <w:sz w:val="28"/>
+          <w:szCs w:val="28"/>
+        </w:rPr>
+      </w:pPr>
+      <w:r>
+        <w:rPr>
+          <w:noProof/>
+          <w:sz w:val="28"/>
+          <w:szCs w:val="28"/>
+        </w:rPr>
+        <w:drawing>
+          <wp:inline distT="0" distB="0" distL="0" distR="0" wp14:anchorId="7C910FC7" wp14:editId="70B95618">
+            <wp:extent cx="4838700" cy="3204052"/>
+            <wp:effectExtent l="0" t="0" r="0" b="0"/>
+            <wp:docPr id="1293119962" name="Рисунок 1"/>
+            <wp:cNvGraphicFramePr>
+              <a:graphicFrameLocks xmlns:a="http://schemas.openxmlformats.org/drawingml/2006/main" noChangeAspect="1"/>
+            </wp:cNvGraphicFramePr>
+            <a:graphic xmlns:a="http://schemas.openxmlformats.org/drawingml/2006/main">
+              <a:graphicData uri="http://schemas.openxmlformats.org/drawingml/2006/picture">
+                <pic:pic xmlns:pic="http://schemas.openxmlformats.org/drawingml/2006/picture">
+                  <pic:nvPicPr>
+                    <pic:cNvPr id="1293119962" name=""/>
+                    <pic:cNvPicPr/>
+                  </pic:nvPicPr>
+                  <pic:blipFill>
+                    <a:blip r:embed="rId11"/>
+                    <a:stretch>
+                      <a:fillRect/>
+                    </a:stretch>
+                  </pic:blipFill>
+                  <pic:spPr>
+                    <a:xfrm>
+                      <a:off x="0" y="0"/>
+                      <a:ext cx="4845752" cy="3208722"/>
+                    </a:xfrm>
+                    <a:prstGeom prst="rect">
+                      <a:avLst/>
+                    </a:prstGeom>
+                  </pic:spPr>
+                </pic:pic>
+              </a:graphicData>
+            </a:graphic>
+          </wp:inline>
+        </w:drawing>
+      </w:r>
+      <w:r>
+        <w:rPr>
+          <w:noProof/>
+          <w:sz w:val="28"/>
+          <w:szCs w:val="28"/>
+        </w:rPr>
+        <w:t xml:space="preserve"> </w:t>
+      </w:r>
+    </w:p>
+    <w:p>
+      <w:pPr>
+        <w:spacing w:line="360" w:lineRule="auto"/>
+        <w:ind w:firstLine="708"/>
+        <w:jc w:val="center"/>
+        <w:rPr>
+          <w:spacing w:val="-2"/>
+          <w:sz w:val="28"/>
+          <w:szCs w:val="28"/>
+        </w:rPr>
+      </w:pPr>
+      <w:r>
+        <w:rPr>
+          <w:sz w:val="28"/>
+          <w:szCs w:val="28"/>
+        </w:rPr>
+        <w:t>Рисунок 7 – График</w:t>
+      </w:r>
+      <w:r>
+        <w:rPr>
+          <w:spacing w:val="40"/>
+          <w:sz w:val="28"/>
+          <w:szCs w:val="28"/>
+        </w:rPr>
+        <w:t xml:space="preserve"> </w:t>
+      </w:r>
+      <w:r>
+        <w:rPr>
+          <w:sz w:val="28"/>
+          <w:szCs w:val="28"/>
+        </w:rPr>
+        <w:t>нормализированных</w:t>
+      </w:r>
+      <w:r>
+        <w:rPr>
+          <w:spacing w:val="-7"/>
+          <w:sz w:val="28"/>
+          <w:szCs w:val="28"/>
+        </w:rPr>
+        <w:t xml:space="preserve"> </w:t>
+      </w:r>
+      <w:r>
+        <w:rPr>
+          <w:sz w:val="28"/>
+          <w:szCs w:val="28"/>
+        </w:rPr>
+        <w:t>значений</w:t>
+      </w:r>
+      <w:r>
+        <w:rPr>
+          <w:spacing w:val="-1"/>
+          <w:sz w:val="28"/>
+          <w:szCs w:val="28"/>
+        </w:rPr>
+        <w:t xml:space="preserve"> </w:t>
+      </w:r>
+      <w:r>
+        <w:rPr>
+          <w:sz w:val="28"/>
+          <w:szCs w:val="28"/>
+        </w:rPr>
+        <w:t>признаков</w:t>
+      </w:r>
+    </w:p>
+    <w:p>
+      <w:pPr>
+        <w:spacing w:line="360" w:lineRule="auto"/>
+        <w:ind w:firstLine="708"/>
+        <w:jc w:val="both"/>
+        <w:rPr>
+          <w:spacing w:val="-2"/>
+          <w:sz w:val="28"/>
+          <w:szCs w:val="28"/>
+        </w:rPr>
+      </w:pPr>
+      <w:r>
+        <w:rPr>
+          <w:spacing w:val="-2"/>
+          <w:sz w:val="28"/>
+          <w:szCs w:val="28"/>
+        </w:rPr>
+        <w:t>Затем выполнили стандартизацию данных средствами Python. Она нужна, чтобы все признаки оказались в едином масштабе: после обработки среднее каждого показателя становится равным нулю, а среднеквадратичное отклонение</w:t>
+      </w:r>
+      <w:r>
+        <w:rPr>
+          <w:spacing w:val="-2"/>
+          <w:sz w:val="28"/>
+          <w:szCs w:val="28"/>
+        </w:rPr>
+        <w:t xml:space="preserve"> </w:t>
+      </w:r>
+      <w:r>
+        <w:rPr>
+          <w:sz w:val="28"/>
+          <w:szCs w:val="28"/>
+        </w:rPr>
+        <w:t>–</w:t>
+      </w:r>
+      <w:r>
+        <w:rPr>
+          <w:sz w:val="28"/>
+          <w:szCs w:val="28"/>
+        </w:rPr>
+        <w:t xml:space="preserve"> </w:t>
+      </w:r>
+      <w:r>
+        <w:rPr>
+          <w:spacing w:val="-2"/>
+          <w:sz w:val="28"/>
+          <w:szCs w:val="28"/>
+        </w:rPr>
+        <w:t>единице. Код этого этапа представлен на рисунке 8</w:t>
+      </w:r>
+      <w:r>
+        <w:rPr>
+          <w:spacing w:val="-2"/>
+          <w:sz w:val="28"/>
+          <w:szCs w:val="28"/>
+        </w:rPr>
+        <w:t>.</w:t>
+      </w:r>
+    </w:p>
+    <w:p>
+      <w:pPr>
+        <w:spacing w:line="360" w:lineRule="auto"/>
+        <w:jc w:val="center"/>
+        <w:rPr>
+          <w:sz w:val="28"/>
+          <w:szCs w:val="28"/>
+        </w:rPr>
+      </w:pPr>
+      <w:r>
+        <w:rPr>
+          <w:noProof/>
+          <w:sz w:val="28"/>
+          <w:szCs w:val="28"/>
+        </w:rPr>
+        <w:lastRenderedPageBreak/>
+        <w:drawing>
+          <wp:inline distT="0" distB="0" distL="0" distR="0" wp14:anchorId="5BE380BE" wp14:editId="44857C84">
+            <wp:extent cx="4749258" cy="2662732"/>
+            <wp:effectExtent l="0" t="0" r="0" b="4445"/>
+            <wp:docPr id="7" name="Рисунок 7"/>
+            <wp:cNvGraphicFramePr>
+              <a:graphicFrameLocks xmlns:a="http://schemas.openxmlformats.org/drawingml/2006/main" noChangeAspect="1"/>
+            </wp:cNvGraphicFramePr>
+            <a:graphic xmlns:a="http://schemas.openxmlformats.org/drawingml/2006/main">
+              <a:graphicData uri="http://schemas.openxmlformats.org/drawingml/2006/picture">
+                <pic:pic xmlns:pic="http://schemas.openxmlformats.org/drawingml/2006/picture">
+                  <pic:nvPicPr>
+                    <pic:cNvPr id="1" name=""/>
+                    <pic:cNvPicPr/>
+                  </pic:nvPicPr>
+                  <pic:blipFill>
+                    <a:blip r:embed="rId12"/>
+                    <a:stretch>
+                      <a:fillRect/>
+                    </a:stretch>
+                  </pic:blipFill>
+                  <pic:spPr>
+                    <a:xfrm>
+                      <a:off x="0" y="0"/>
+                      <a:ext cx="4753498" cy="2665109"/>
+                    </a:xfrm>
+                    <a:prstGeom prst="rect">
+                      <a:avLst/>
+                    </a:prstGeom>
+                  </pic:spPr>
+                </pic:pic>
+              </a:graphicData>
+            </a:graphic>
+          </wp:inline>
+        </w:drawing>
+      </w:r>
+      <w:r>
+        <w:rPr>
+          <w:noProof/>
+          <w:sz w:val="28"/>
+          <w:szCs w:val="28"/>
+        </w:rPr>
+        <w:t xml:space="preserve">   </w:t>
+      </w:r>
+    </w:p>
+    <w:p>
+      <w:pPr>
+        <w:spacing w:line="360" w:lineRule="auto"/>
+        <w:ind w:firstLine="708"/>
+        <w:jc w:val="center"/>
+        <w:rPr>
+          <w:spacing w:val="-2"/>
+          <w:sz w:val="28"/>
+          <w:szCs w:val="28"/>
+        </w:rPr>
+      </w:pPr>
+      <w:r>
+        <w:rPr>
+          <w:sz w:val="28"/>
+          <w:szCs w:val="28"/>
+        </w:rPr>
+        <w:t xml:space="preserve">Рисунок 8 – </w:t>
+      </w:r>
+      <w:r>
+        <w:rPr>
+          <w:sz w:val="28"/>
+          <w:szCs w:val="28"/>
+        </w:rPr>
+        <w:t>С</w:t>
+      </w:r>
+      <w:r>
+        <w:rPr>
+          <w:sz w:val="28"/>
+          <w:szCs w:val="28"/>
+        </w:rPr>
+        <w:t>тандартизаци</w:t>
+      </w:r>
+      <w:r>
+        <w:rPr>
+          <w:sz w:val="28"/>
+          <w:szCs w:val="28"/>
+        </w:rPr>
+        <w:t>я</w:t>
+      </w:r>
+      <w:r>
+        <w:rPr>
+          <w:spacing w:val="-1"/>
+          <w:sz w:val="28"/>
+          <w:szCs w:val="28"/>
+        </w:rPr>
+        <w:t xml:space="preserve"> </w:t>
+      </w:r>
+      <w:r>
+        <w:rPr>
+          <w:sz w:val="28"/>
+          <w:szCs w:val="28"/>
+        </w:rPr>
+        <w:t>на</w:t>
+      </w:r>
+      <w:r>
+        <w:rPr>
+          <w:spacing w:val="-3"/>
+          <w:sz w:val="28"/>
+          <w:szCs w:val="28"/>
+        </w:rPr>
+        <w:t xml:space="preserve"> </w:t>
+      </w:r>
+      <w:r>
+        <w:rPr>
+          <w:spacing w:val="-2"/>
+          <w:sz w:val="28"/>
+          <w:szCs w:val="28"/>
+        </w:rPr>
+        <w:t>Python</w:t>
+      </w:r>
+    </w:p>
+    <w:p>
+      <w:pPr>
+        <w:spacing w:line="360" w:lineRule="auto"/>
+        <w:jc w:val="both"/>
+        <w:rPr>
+          <w:spacing w:val="-2"/>
+          <w:sz w:val="28"/>
+          <w:szCs w:val="28"/>
+        </w:rPr>
+      </w:pPr>
+      <w:r>
+        <w:rPr>
+          <w:spacing w:val="-2"/>
+          <w:sz w:val="28"/>
+          <w:szCs w:val="28"/>
+        </w:rPr>
+        <w:tab/>
+      </w:r>
+      <w:r>
+        <w:rPr>
+          <w:spacing w:val="-2"/>
+          <w:sz w:val="28"/>
+          <w:szCs w:val="28"/>
+        </w:rPr>
+        <w:t>После стандартизации построили график для двух показателей — "Продолжительность жизни" и "Алкоголь". Он наглядно показывает, как изменились данные после приведения к единому масштабу. Диаграмма представлена на рисунке 9</w:t>
+      </w:r>
+      <w:r>
+        <w:rPr>
+          <w:spacing w:val="-2"/>
+          <w:sz w:val="28"/>
+          <w:szCs w:val="28"/>
+        </w:rPr>
+        <w:t>.</w:t>
+      </w:r>
+    </w:p>
+    <w:p>
+      <w:pPr>
+        <w:spacing w:line="360" w:lineRule="auto"/>
+        <w:jc w:val="center"/>
+        <w:rPr>
+          <w:sz w:val="28"/>
+          <w:szCs w:val="28"/>
+        </w:rPr>
+      </w:pPr>
+      <w:r>
+        <w:rPr>
+          <w:noProof/>
+          <w:sz w:val="28"/>
+          <w:szCs w:val="28"/>
+        </w:rPr>
+        <w:drawing>
+          <wp:inline distT="0" distB="0" distL="0" distR="0" wp14:anchorId="36D9BD93" wp14:editId="77252846">
+            <wp:extent cx="4762584" cy="3167481"/>
+            <wp:effectExtent l="0" t="0" r="0" b="0"/>
+            <wp:docPr id="2014114424" name="Рисунок 1"/>
+            <wp:cNvGraphicFramePr>
+              <a:graphicFrameLocks xmlns:a="http://schemas.openxmlformats.org/drawingml/2006/main" noChangeAspect="1"/>
+            </wp:cNvGraphicFramePr>
+            <a:graphic xmlns:a="http://schemas.openxmlformats.org/drawingml/2006/main">
+              <a:graphicData uri="http://schemas.openxmlformats.org/drawingml/2006/picture">
+                <pic:pic xmlns:pic="http://schemas.openxmlformats.org/drawingml/2006/picture">
+                  <pic:nvPicPr>
+                    <pic:cNvPr id="2014114424" name=""/>
+                    <pic:cNvPicPr/>
+                  </pic:nvPicPr>
+                  <pic:blipFill>
+                    <a:blip r:embed="rId13"/>
+                    <a:stretch>
+                      <a:fillRect/>
+                    </a:stretch>
+                  </pic:blipFill>
+                  <pic:spPr>
+                    <a:xfrm>
+                      <a:off x="0" y="0"/>
+                      <a:ext cx="4775646" cy="3176168"/>
+                    </a:xfrm>
+                    <a:prstGeom prst="rect">
+                      <a:avLst/>
+                    </a:prstGeom>
+                  </pic:spPr>
+                </pic:pic>
+              </a:graphicData>
+            </a:graphic>
+          </wp:inline>
+        </w:drawing>
+      </w:r>
+      <w:r>
+        <w:rPr>
+          <w:noProof/>
+          <w:sz w:val="28"/>
+          <w:szCs w:val="28"/>
+        </w:rPr>
+        <w:t xml:space="preserve">  </w:t>
+      </w:r>
+    </w:p>
+    <w:p>
+      <w:pPr>
+        <w:spacing w:line="360" w:lineRule="auto"/>
+        <w:ind w:firstLine="708"/>
+        <w:jc w:val="center"/>
+        <w:rPr>
+          <w:spacing w:val="-2"/>
+          <w:sz w:val="28"/>
+          <w:szCs w:val="28"/>
+        </w:rPr>
+      </w:pPr>
+      <w:r>
+        <w:rPr>
+          <w:sz w:val="28"/>
+          <w:szCs w:val="28"/>
+        </w:rPr>
+        <w:t>Рисунок 9 – График</w:t>
+      </w:r>
+      <w:r>
+        <w:rPr>
+          <w:spacing w:val="40"/>
+          <w:sz w:val="28"/>
+          <w:szCs w:val="28"/>
+        </w:rPr>
+        <w:t xml:space="preserve"> </w:t>
+      </w:r>
+      <w:r>
+        <w:rPr>
+          <w:sz w:val="28"/>
+          <w:szCs w:val="28"/>
+        </w:rPr>
+        <w:t>стандартизированных</w:t>
+      </w:r>
+      <w:r>
+        <w:rPr>
+          <w:spacing w:val="-7"/>
+          <w:sz w:val="28"/>
+          <w:szCs w:val="28"/>
+        </w:rPr>
+        <w:t xml:space="preserve"> </w:t>
+      </w:r>
+      <w:r>
+        <w:rPr>
+          <w:sz w:val="28"/>
+          <w:szCs w:val="28"/>
+        </w:rPr>
+        <w:t>значений</w:t>
+      </w:r>
+      <w:r>
+        <w:rPr>
+          <w:spacing w:val="-1"/>
+          <w:sz w:val="28"/>
+          <w:szCs w:val="28"/>
+        </w:rPr>
+        <w:t xml:space="preserve"> </w:t>
+      </w:r>
+      <w:r>
+        <w:rPr>
+          <w:sz w:val="28"/>
+          <w:szCs w:val="28"/>
+        </w:rPr>
+        <w:t>признаков</w:t>
+      </w:r>
+    </w:p>
+    <w:p>
+      <w:pPr>
+        <w:spacing w:line="360" w:lineRule="auto"/>
+        <w:jc w:val="both"/>
+        <w:rPr>
+          <w:spacing w:val="-2"/>
+          <w:sz w:val="28"/>
+          <w:szCs w:val="28"/>
+          <w:lang w:val="en-US"/>
+        </w:rPr>
+      </w:pPr>
+      <w:r>
+        <w:rPr>
+          <w:spacing w:val="-2"/>
+          <w:sz w:val="28"/>
+          <w:szCs w:val="28"/>
+        </w:rPr>
+        <w:tab/>
+      </w:r>
+      <w:r>
+        <w:rPr>
+          <w:spacing w:val="-2"/>
+          <w:sz w:val="28"/>
+          <w:szCs w:val="28"/>
+        </w:rPr>
+        <w:t xml:space="preserve">На финальном этапе провели корреляционный анализ </w:t>
+      </w:r>
+      <w:r>
+        <w:rPr>
+          <w:sz w:val="28"/>
+          <w:szCs w:val="28"/>
+        </w:rPr>
+        <w:t>–</w:t>
+      </w:r>
+      <w:r>
+        <w:rPr>
+          <w:spacing w:val="-2"/>
+          <w:sz w:val="28"/>
+          <w:szCs w:val="28"/>
+        </w:rPr>
+        <w:t xml:space="preserve"> чтобы понять, как переменные связаны между собой. Степень взаимосвязи оценивали с помощью коэффициента Пирсона. Настройки в </w:t>
+      </w:r>
+      <w:proofErr w:type="spellStart"/>
+      <w:r>
+        <w:rPr>
+          <w:spacing w:val="-2"/>
+          <w:sz w:val="28"/>
+          <w:szCs w:val="28"/>
+        </w:rPr>
+        <w:t>Loginom</w:t>
+      </w:r>
+      <w:proofErr w:type="spellEnd"/>
+      <w:r>
+        <w:rPr>
+          <w:spacing w:val="-2"/>
+          <w:sz w:val="28"/>
+          <w:szCs w:val="28"/>
+        </w:rPr>
+        <w:t xml:space="preserve"> и код на Python показаны на рисунках 10</w:t>
+      </w:r>
+      <w:r>
+        <w:rPr>
+          <w:spacing w:val="-2"/>
+          <w:sz w:val="28"/>
+          <w:szCs w:val="28"/>
+        </w:rPr>
+        <w:t xml:space="preserve"> </w:t>
+      </w:r>
+      <w:r>
+        <w:rPr>
+          <w:spacing w:val="-2"/>
+          <w:sz w:val="28"/>
+          <w:szCs w:val="28"/>
+        </w:rPr>
+        <w:t>–</w:t>
+      </w:r>
+      <w:r>
+        <w:rPr>
+          <w:spacing w:val="-2"/>
+          <w:sz w:val="28"/>
+          <w:szCs w:val="28"/>
+        </w:rPr>
+        <w:t xml:space="preserve"> </w:t>
+      </w:r>
+      <w:r>
+        <w:rPr>
+          <w:spacing w:val="-2"/>
+          <w:sz w:val="28"/>
+          <w:szCs w:val="28"/>
+        </w:rPr>
+        <w:t>11.</w:t>
+      </w:r>
+    </w:p>
+    <w:p>
+      <w:pPr>
+        <w:spacing w:line="360" w:lineRule="auto"/>
+        <w:jc w:val="center"/>
+        <w:rPr>
+          <w:sz w:val="28"/>
+          <w:szCs w:val="28"/>
+        </w:rPr>
+      </w:pPr>
+      <w:r>
+        <w:rPr>
+          <w:noProof/>
+          <w:sz w:val="28"/>
+          <w:szCs w:val="28"/>
+        </w:rPr>
+        <w:lastRenderedPageBreak/>
+        <w:drawing>
+          <wp:inline distT="0" distB="0" distL="0" distR="0" wp14:anchorId="5461D246" wp14:editId="5640EF9F">
+            <wp:extent cx="4770353" cy="3174796"/>
+            <wp:effectExtent l="0" t="0" r="0" b="6985"/>
+            <wp:docPr id="8" name="Рисунок 8"/>
+            <wp:cNvGraphicFramePr>
+              <a:graphicFrameLocks xmlns:a="http://schemas.openxmlformats.org/drawingml/2006/main" noChangeAspect="1"/>
+            </wp:cNvGraphicFramePr>
+            <a:graphic xmlns:a="http://schemas.openxmlformats.org/drawingml/2006/main">
+              <a:graphicData uri="http://schemas.openxmlformats.org/drawingml/2006/picture">
+                <pic:pic xmlns:pic="http://schemas.openxmlformats.org/drawingml/2006/picture">
+                  <pic:nvPicPr>
+                    <pic:cNvPr id="1" name=""/>
+                    <pic:cNvPicPr/>
+                  </pic:nvPicPr>
+                  <pic:blipFill>
+                    <a:blip r:embed="rId14"/>
+                    <a:stretch>
+                      <a:fillRect/>
+                    </a:stretch>
+                  </pic:blipFill>
+                  <pic:spPr>
+                    <a:xfrm>
+                      <a:off x="0" y="0"/>
+                      <a:ext cx="4774003" cy="3177225"/>
+                    </a:xfrm>
+                    <a:prstGeom prst="rect">
+                      <a:avLst/>
+                    </a:prstGeom>
+                  </pic:spPr>
+                </pic:pic>
+              </a:graphicData>
+            </a:graphic>
+          </wp:inline>
+        </w:drawing>
+      </w:r>
+      <w:r>
+        <w:rPr>
+          <w:noProof/>
+          <w:sz w:val="28"/>
+          <w:szCs w:val="28"/>
+        </w:rPr>
+        <w:t xml:space="preserve">   </w:t>
+      </w:r>
+    </w:p>
+    <w:p>
+      <w:pPr>
+        <w:spacing w:line="360" w:lineRule="auto"/>
+        <w:ind w:firstLine="708"/>
+        <w:jc w:val="center"/>
+        <w:rPr>
+          <w:spacing w:val="-2"/>
+          <w:sz w:val="28"/>
+          <w:szCs w:val="28"/>
+        </w:rPr>
+      </w:pPr>
+      <w:r>
+        <w:rPr>
+          <w:sz w:val="28"/>
+          <w:szCs w:val="28"/>
+        </w:rPr>
+        <w:t>Рисунок 10 – Настройки корреляции</w:t>
+      </w:r>
+    </w:p>
+    <w:p>
+      <w:pPr>
+        <w:spacing w:line="360" w:lineRule="auto"/>
+        <w:jc w:val="center"/>
+        <w:rPr>
+          <w:sz w:val="28"/>
+          <w:szCs w:val="28"/>
+        </w:rPr>
+      </w:pPr>
+      <w:r>
+        <w:rPr>
+          <w:noProof/>
+          <w:sz w:val="28"/>
+          <w:szCs w:val="28"/>
+        </w:rPr>
+        <w:drawing>
+          <wp:inline distT="0" distB="0" distL="0" distR="0" wp14:anchorId="3D7FD26C" wp14:editId="43611AC6">
+            <wp:extent cx="4016324" cy="2708603"/>
+            <wp:effectExtent l="0" t="0" r="3810" b="0"/>
+            <wp:docPr id="9" name="Рисунок 9"/>
+            <wp:cNvGraphicFramePr>
+              <a:graphicFrameLocks xmlns:a="http://schemas.openxmlformats.org/drawingml/2006/main" noChangeAspect="1"/>
+            </wp:cNvGraphicFramePr>
+            <a:graphic xmlns:a="http://schemas.openxmlformats.org/drawingml/2006/main">
+              <a:graphicData uri="http://schemas.openxmlformats.org/drawingml/2006/picture">
+                <pic:pic xmlns:pic="http://schemas.openxmlformats.org/drawingml/2006/picture">
+                  <pic:nvPicPr>
+                    <pic:cNvPr id="1" name=""/>
+                    <pic:cNvPicPr/>
+                  </pic:nvPicPr>
+                  <pic:blipFill>
+                    <a:blip r:embed="rId15"/>
+                    <a:stretch>
+                      <a:fillRect/>
+                    </a:stretch>
+                  </pic:blipFill>
+                  <pic:spPr>
+                    <a:xfrm>
+                      <a:off x="0" y="0"/>
+                      <a:ext cx="4021579" cy="2712147"/>
+                    </a:xfrm>
+                    <a:prstGeom prst="rect">
+                      <a:avLst/>
+                    </a:prstGeom>
+                  </pic:spPr>
+                </pic:pic>
+              </a:graphicData>
+            </a:graphic>
+          </wp:inline>
+        </w:drawing>
+      </w:r>
+      <w:r>
+        <w:rPr>
+          <w:noProof/>
+          <w:sz w:val="28"/>
+          <w:szCs w:val="28"/>
+        </w:rPr>
+        <w:t xml:space="preserve">   </w:t>
+      </w:r>
+    </w:p>
+    <w:p>
+      <w:pPr>
+        <w:spacing w:line="360" w:lineRule="auto"/>
+        <w:jc w:val="center"/>
+        <w:rPr>
+          <w:sz w:val="28"/>
+          <w:szCs w:val="28"/>
+        </w:rPr>
+      </w:pPr>
+      <w:r>
+        <w:rPr>
+          <w:sz w:val="28"/>
+          <w:szCs w:val="28"/>
+        </w:rPr>
+        <w:t>Рисунок 11 – Настройки</w:t>
+      </w:r>
+      <w:r>
+        <w:rPr>
+          <w:spacing w:val="-4"/>
+          <w:sz w:val="28"/>
+          <w:szCs w:val="28"/>
+        </w:rPr>
+        <w:t xml:space="preserve"> </w:t>
+      </w:r>
+      <w:r>
+        <w:rPr>
+          <w:sz w:val="28"/>
+          <w:szCs w:val="28"/>
+        </w:rPr>
+        <w:t>корреляции</w:t>
+      </w:r>
+      <w:r>
+        <w:rPr>
+          <w:spacing w:val="-9"/>
+          <w:sz w:val="28"/>
+          <w:szCs w:val="28"/>
+        </w:rPr>
+        <w:t xml:space="preserve"> </w:t>
+      </w:r>
+      <w:r>
+        <w:rPr>
+          <w:sz w:val="28"/>
+          <w:szCs w:val="28"/>
+        </w:rPr>
+        <w:t xml:space="preserve">через </w:t>
+      </w:r>
+      <w:r>
+        <w:rPr>
+          <w:sz w:val="28"/>
+          <w:szCs w:val="28"/>
+        </w:rPr>
+        <w:t>Python</w:t>
+      </w:r>
+    </w:p>
+    <w:p>
+      <w:pPr>
+        <w:spacing w:line="360" w:lineRule="auto"/>
+        <w:jc w:val="center"/>
+        <w:rPr>
+          <w:sz w:val="28"/>
+          <w:szCs w:val="28"/>
+        </w:rPr>
+      </w:pPr>
+      <w:r>
+        <w:rPr>
+          <w:noProof/>
+          <w:sz w:val="28"/>
+          <w:szCs w:val="28"/>
+        </w:rPr>
+        <w:drawing>
+          <wp:inline distT="0" distB="0" distL="0" distR="0" wp14:anchorId="2C6B2181" wp14:editId="2F590056">
+            <wp:extent cx="4826814" cy="1418692"/>
+            <wp:effectExtent l="0" t="0" r="0" b="0"/>
+            <wp:docPr id="10" name="Рисунок 10"/>
+            <wp:cNvGraphicFramePr>
+              <a:graphicFrameLocks xmlns:a="http://schemas.openxmlformats.org/drawingml/2006/main" noChangeAspect="1"/>
+            </wp:cNvGraphicFramePr>
+            <a:graphic xmlns:a="http://schemas.openxmlformats.org/drawingml/2006/main">
+              <a:graphicData uri="http://schemas.openxmlformats.org/drawingml/2006/picture">
+                <pic:pic xmlns:pic="http://schemas.openxmlformats.org/drawingml/2006/picture">
+                  <pic:nvPicPr>
+                    <pic:cNvPr id="1" name=""/>
+                    <pic:cNvPicPr/>
+                  </pic:nvPicPr>
+                  <pic:blipFill>
+                    <a:blip r:embed="rId16"/>
+                    <a:stretch>
+                      <a:fillRect/>
+                    </a:stretch>
+                  </pic:blipFill>
+                  <pic:spPr>
+                    <a:xfrm>
+                      <a:off x="0" y="0"/>
+                      <a:ext cx="4831305" cy="1420012"/>
+                    </a:xfrm>
+                    <a:prstGeom prst="rect">
+                      <a:avLst/>
+                    </a:prstGeom>
+                  </pic:spPr>
+                </pic:pic>
+              </a:graphicData>
+            </a:graphic>
+          </wp:inline>
+        </w:drawing>
+      </w:r>
+      <w:r>
+        <w:rPr>
+          <w:noProof/>
+          <w:sz w:val="28"/>
+          <w:szCs w:val="28"/>
+        </w:rPr>
+        <w:t xml:space="preserve">   </w:t>
+      </w:r>
+    </w:p>
+    <w:p>
+      <w:pPr>
+        <w:spacing w:line="360" w:lineRule="auto"/>
+        <w:jc w:val="center"/>
+        <w:rPr>
+          <w:spacing w:val="-2"/>
+          <w:sz w:val="28"/>
+          <w:szCs w:val="28"/>
+          <w:lang w:val="en-US"/>
+        </w:rPr>
+      </w:pPr>
+      <w:r>
+        <w:rPr>
+          <w:sz w:val="28"/>
+          <w:szCs w:val="28"/>
+        </w:rPr>
+        <w:t>Рисунок 12 – Результат</w:t>
+      </w:r>
+      <w:r>
+        <w:rPr>
+          <w:sz w:val="28"/>
+          <w:szCs w:val="28"/>
+        </w:rPr>
+        <w:t>ы</w:t>
+      </w:r>
+      <w:r>
+        <w:rPr>
+          <w:spacing w:val="-1"/>
+          <w:sz w:val="28"/>
+          <w:szCs w:val="28"/>
+        </w:rPr>
+        <w:t xml:space="preserve"> </w:t>
+      </w:r>
+      <w:r>
+        <w:rPr>
+          <w:sz w:val="28"/>
+          <w:szCs w:val="28"/>
+        </w:rPr>
+        <w:t>анализ</w:t>
       </w:r>
       <w:r>
         <w:rPr>
@@ -1851,7 +2949,15 @@
           <w:sz w:val="28"/>
           <w:szCs w:val="28"/>
         </w:rPr>
-        <w:t>граммой</w:t>
+        <w:t xml:space="preserve"> </w:t>
+      </w:r>
+      <w:r>
+        <w:rPr>
+          <w:spacing w:val="-2"/>
+          <w:sz w:val="28"/>
+          <w:szCs w:val="28"/>
+        </w:rPr>
+        <w:t>корреляции</w:t>
       </w:r>
     </w:p>
     <w:sectPr>

--- a/БД/лр3/БД_ЛР3.docx
+++ b/БД/лр3/БД_ЛР3.docx
@@ -1,6 +1,6 @@
 
 <file path=word/document.xml><?xml version="1.0" encoding="utf-8"?>
-<w:document xmlns:wpc="http://schemas.microsoft.com/office/word/2010/wordprocessingCanvas" xmlns:cx="http://schemas.microsoft.com/office/drawing/2014/chartex" xmlns:cx1="http://schemas.microsoft.com/office/drawing/2015/9/8/chartex" xmlns:cx2="http://schemas.microsoft.com/office/drawing/2015/10/21/chartex" xmlns:cx3="http://schemas.microsoft.com/office/drawing/2016/5/9/chartex" xmlns:cx4="http://schemas.microsoft.com/office/drawing/2016/5/10/chartex" xmlns:cx5="http://schemas.microsoft.com/office/drawing/2016/5/11/chartex" xmlns:cx6="http://schemas.microsoft.com/office/drawing/2016/5/12/chartex" xmlns:cx7="http://schemas.microsoft.com/office/drawing/2016/5/13/chartex" xmlns:cx8="http://schemas.microsoft.com/office/drawing/2016/5/14/chartex" xmlns:mc="http://schemas.openxmlformats.org/markup-compatibility/2006" xmlns:aink="http://schemas.microsoft.com/office/drawing/2016/ink" xmlns:am3d="http://schemas.microsoft.com/office/drawing/2017/model3d" xmlns:o="urn:schemas-microsoft-com:office:office" xmlns:oel="http://schemas.microsoft.com/office/2019/extlst" xmlns:r="http://schemas.openxmlformats.org/officeDocument/2006/relationships" xmlns:m="http://schemas.openxmlformats.org/officeDocument/2006/math" xmlns:v="urn:schemas-microsoft-com:vml" xmlns:wp14="http://schemas.microsoft.com/office/word/2010/wordprocessingDrawing" xmlns:wp="http://schemas.openxmlformats.org/drawingml/2006/wordprocessingDrawing" xmlns:w10="urn:schemas-microsoft-com:office:word" xmlns:w="http://schemas.openxmlformats.org/wordprocessingml/2006/main" xmlns:w14="http://schemas.microsoft.com/office/word/2010/wordml" xmlns:w15="http://schemas.microsoft.com/office/word/2012/wordml" xmlns:w16cex="http://schemas.microsoft.com/office/word/2018/wordml/cex" xmlns:w16cid="http://schemas.microsoft.com/office/word/2016/wordml/cid" xmlns:w16="http://schemas.microsoft.com/office/word/2018/wordml" xmlns:w16sdtdh="http://schemas.microsoft.com/office/word/2020/wordml/sdtdatahash" xmlns:w16se="http://schemas.microsoft.com/office/word/2015/wordml/symex" xmlns:wpg="http://schemas.microsoft.com/office/word/2010/wordprocessingGroup" xmlns:wpi="http://schemas.microsoft.com/office/word/2010/wordprocessingInk" xmlns:wne="http://schemas.microsoft.com/office/word/2006/wordml" xmlns:wps="http://schemas.microsoft.com/office/word/2010/wordprocessingShape" mc:Ignorable="w14 w15 w16se w16cid w16 w16cex w16sdtdh wp14">
+<w:document xmlns:wpc="http://schemas.microsoft.com/office/word/2010/wordprocessingCanvas" xmlns:cx="http://schemas.microsoft.com/office/drawing/2014/chartex" xmlns:cx1="http://schemas.microsoft.com/office/drawing/2015/9/8/chartex" xmlns:cx2="http://schemas.microsoft.com/office/drawing/2015/10/21/chartex" xmlns:cx3="http://schemas.microsoft.com/office/drawing/2016/5/9/chartex" xmlns:cx4="http://schemas.microsoft.com/office/drawing/2016/5/10/chartex" xmlns:cx5="http://schemas.microsoft.com/office/drawing/2016/5/11/chartex" xmlns:cx6="http://schemas.microsoft.com/office/drawing/2016/5/12/chartex" xmlns:cx7="http://schemas.microsoft.com/office/drawing/2016/5/13/chartex" xmlns:cx8="http://schemas.microsoft.com/office/drawing/2016/5/14/chartex" xmlns:mc="http://schemas.openxmlformats.org/markup-compatibility/2006" xmlns:aink="http://schemas.microsoft.com/office/drawing/2016/ink" xmlns:am3d="http://schemas.microsoft.com/office/drawing/2017/model3d" xmlns:o="urn:schemas-microsoft-com:office:office" xmlns:r="http://schemas.openxmlformats.org/officeDocument/2006/relationships" xmlns:m="http://schemas.openxmlformats.org/officeDocument/2006/math" xmlns:v="urn:schemas-microsoft-com:vml" xmlns:wp14="http://schemas.microsoft.com/office/word/2010/wordprocessingDrawing" xmlns:wp="http://schemas.openxmlformats.org/drawingml/2006/wordprocessingDrawing" xmlns:w10="urn:schemas-microsoft-com:office:word" xmlns:w="http://schemas.openxmlformats.org/wordprocessingml/2006/main" xmlns:w14="http://schemas.microsoft.com/office/word/2010/wordml" xmlns:w15="http://schemas.microsoft.com/office/word/2012/wordml" xmlns:w16cex="http://schemas.microsoft.com/office/word/2018/wordml/cex" xmlns:w16cid="http://schemas.microsoft.com/office/word/2016/wordml/cid" xmlns:w16="http://schemas.microsoft.com/office/word/2018/wordml" xmlns:w16sdtdh="http://schemas.microsoft.com/office/word/2020/wordml/sdtdatahash" xmlns:w16se="http://schemas.microsoft.com/office/word/2015/wordml/symex" xmlns:wpg="http://schemas.microsoft.com/office/word/2010/wordprocessingGroup" xmlns:wpi="http://schemas.microsoft.com/office/word/2010/wordprocessingInk" xmlns:wne="http://schemas.microsoft.com/office/word/2006/wordml" xmlns:wps="http://schemas.microsoft.com/office/word/2010/wordprocessingShape" mc:Ignorable="w14 w15 w16se w16cid w16 w16cex w16sdtdh wp14">
   <w:body>
     <w:p>
       <w:pPr>
@@ -2093,9 +2093,9 @@
           <w:szCs w:val="28"/>
         </w:rPr>
         <w:drawing>
-          <wp:inline distT="0" distB="0" distL="0" distR="0" wp14:anchorId="7C910FC7" wp14:editId="70B95618">
-            <wp:extent cx="4838700" cy="3204052"/>
-            <wp:effectExtent l="0" t="0" r="0" b="0"/>
+          <wp:inline distT="0" distB="0" distL="0" distR="0" wp14:anchorId="7C910FC7" wp14:editId="35C94878">
+            <wp:extent cx="4359550" cy="2747963"/>
+            <wp:effectExtent l="0" t="0" r="3175" b="0"/>
             <wp:docPr id="1293119962" name="Рисунок 1"/>
             <wp:cNvGraphicFramePr>
               <a:graphicFrameLocks xmlns:a="http://schemas.openxmlformats.org/drawingml/2006/main" noChangeAspect="1"/>
@@ -2104,11 +2104,17 @@
               <a:graphicData uri="http://schemas.openxmlformats.org/drawingml/2006/picture">
                 <pic:pic xmlns:pic="http://schemas.openxmlformats.org/drawingml/2006/picture">
                   <pic:nvPicPr>
-                    <pic:cNvPr id="1293119962" name=""/>
+                    <pic:cNvPr id="1293119962" name="Рисунок 1"/>
                     <pic:cNvPicPr/>
                   </pic:nvPicPr>
                   <pic:blipFill>
-                    <a:blip r:embed="rId11"/>
+                    <a:blip r:embed="rId11">
+                      <a:extLst>
+                        <a:ext uri="{28A0092B-C50C-407E-A947-70E740481C1C}">
+                          <a14:useLocalDpi xmlns:a14="http://schemas.microsoft.com/office/drawing/2010/main" val="0"/>
+                        </a:ext>
+                      </a:extLst>
+                    </a:blip>
                     <a:stretch>
                       <a:fillRect/>
                     </a:stretch>
@@ -2116,7 +2122,7 @@
                   <pic:spPr>
                     <a:xfrm>
                       <a:off x="0" y="0"/>
-                      <a:ext cx="4845752" cy="3208722"/>
+                      <a:ext cx="4363544" cy="2750480"/>
                     </a:xfrm>
                     <a:prstGeom prst="rect">
                       <a:avLst/>
@@ -2442,8 +2448,8 @@
           <w:szCs w:val="28"/>
         </w:rPr>
         <w:drawing>
-          <wp:inline distT="0" distB="0" distL="0" distR="0" wp14:anchorId="36D9BD93" wp14:editId="77252846">
-            <wp:extent cx="4762584" cy="3167481"/>
+          <wp:inline distT="0" distB="0" distL="0" distR="0" wp14:anchorId="36D9BD93" wp14:editId="6B4BB8FF">
+            <wp:extent cx="4212309" cy="2824162"/>
             <wp:effectExtent l="0" t="0" r="0" b="0"/>
             <wp:docPr id="2014114424" name="Рисунок 1"/>
             <wp:cNvGraphicFramePr>
@@ -2453,11 +2459,17 @@
               <a:graphicData uri="http://schemas.openxmlformats.org/drawingml/2006/picture">
                 <pic:pic xmlns:pic="http://schemas.openxmlformats.org/drawingml/2006/picture">
                   <pic:nvPicPr>
-                    <pic:cNvPr id="2014114424" name=""/>
+                    <pic:cNvPr id="2014114424" name="Рисунок 1"/>
                     <pic:cNvPicPr/>
                   </pic:nvPicPr>
                   <pic:blipFill>
-                    <a:blip r:embed="rId13"/>
+                    <a:blip r:embed="rId13" cstate="print">
+                      <a:extLst>
+                        <a:ext uri="{28A0092B-C50C-407E-A947-70E740481C1C}">
+                          <a14:useLocalDpi xmlns:a14="http://schemas.microsoft.com/office/drawing/2010/main" val="0"/>
+                        </a:ext>
+                      </a:extLst>
+                    </a:blip>
                     <a:stretch>
                       <a:fillRect/>
                     </a:stretch>
@@ -2465,7 +2477,7 @@
                   <pic:spPr>
                     <a:xfrm>
                       <a:off x="0" y="0"/>
-                      <a:ext cx="4775646" cy="3176168"/>
+                      <a:ext cx="4214770" cy="2825812"/>
                     </a:xfrm>
                     <a:prstGeom prst="rect">
                       <a:avLst/>
@@ -2558,7 +2570,6 @@
           <w:spacing w:val="-2"/>
           <w:sz w:val="28"/>
           <w:szCs w:val="28"/>
-          <w:lang w:val="en-US"/>
         </w:rPr>
       </w:pPr>
       <w:r>
@@ -2971,7 +2982,7 @@
 </file>
 
 <file path=word/numbering.xml><?xml version="1.0" encoding="utf-8"?>
-<w:numbering xmlns:wpc="http://schemas.microsoft.com/office/word/2010/wordprocessingCanvas" xmlns:cx="http://schemas.microsoft.com/office/drawing/2014/chartex" xmlns:cx1="http://schemas.microsoft.com/office/drawing/2015/9/8/chartex" xmlns:cx2="http://schemas.microsoft.com/office/drawing/2015/10/21/chartex" xmlns:cx3="http://schemas.microsoft.com/office/drawing/2016/5/9/chartex" xmlns:cx4="http://schemas.microsoft.com/office/drawing/2016/5/10/chartex" xmlns:cx5="http://schemas.microsoft.com/office/drawing/2016/5/11/chartex" xmlns:cx6="http://schemas.microsoft.com/office/drawing/2016/5/12/chartex" xmlns:cx7="http://schemas.microsoft.com/office/drawing/2016/5/13/chartex" xmlns:cx8="http://schemas.microsoft.com/office/drawing/2016/5/14/chartex" xmlns:mc="http://schemas.openxmlformats.org/markup-compatibility/2006" xmlns:aink="http://schemas.microsoft.com/office/drawing/2016/ink" xmlns:am3d="http://schemas.microsoft.com/office/drawing/2017/model3d" xmlns:o="urn:schemas-microsoft-com:office:office" xmlns:oel="http://schemas.microsoft.com/office/2019/extlst" xmlns:r="http://schemas.openxmlformats.org/officeDocument/2006/relationships" xmlns:m="http://schemas.openxmlformats.org/officeDocument/2006/math" xmlns:v="urn:schemas-microsoft-com:vml" xmlns:wp14="http://schemas.microsoft.com/office/word/2010/wordprocessingDrawing" xmlns:wp="http://schemas.openxmlformats.org/drawingml/2006/wordprocessingDrawing" xmlns:w10="urn:schemas-microsoft-com:office:word" xmlns:w="http://schemas.openxmlformats.org/wordprocessingml/2006/main" xmlns:w14="http://schemas.microsoft.com/office/word/2010/wordml" xmlns:w15="http://schemas.microsoft.com/office/word/2012/wordml" xmlns:w16cex="http://schemas.microsoft.com/office/word/2018/wordml/cex" xmlns:w16cid="http://schemas.microsoft.com/office/word/2016/wordml/cid" xmlns:w16="http://schemas.microsoft.com/office/word/2018/wordml" xmlns:w16sdtdh="http://schemas.microsoft.com/office/word/2020/wordml/sdtdatahash" xmlns:w16se="http://schemas.microsoft.com/office/word/2015/wordml/symex" xmlns:wpg="http://schemas.microsoft.com/office/word/2010/wordprocessingGroup" xmlns:wpi="http://schemas.microsoft.com/office/word/2010/wordprocessingInk" xmlns:wne="http://schemas.microsoft.com/office/word/2006/wordml" xmlns:wps="http://schemas.microsoft.com/office/word/2010/wordprocessingShape" mc:Ignorable="w14 w15 w16se w16cid w16 w16cex w16sdtdh wp14">
+<w:numbering xmlns:wpc="http://schemas.microsoft.com/office/word/2010/wordprocessingCanvas" xmlns:cx="http://schemas.microsoft.com/office/drawing/2014/chartex" xmlns:cx1="http://schemas.microsoft.com/office/drawing/2015/9/8/chartex" xmlns:cx2="http://schemas.microsoft.com/office/drawing/2015/10/21/chartex" xmlns:cx3="http://schemas.microsoft.com/office/drawing/2016/5/9/chartex" xmlns:cx4="http://schemas.microsoft.com/office/drawing/2016/5/10/chartex" xmlns:cx5="http://schemas.microsoft.com/office/drawing/2016/5/11/chartex" xmlns:cx6="http://schemas.microsoft.com/office/drawing/2016/5/12/chartex" xmlns:cx7="http://schemas.microsoft.com/office/drawing/2016/5/13/chartex" xmlns:cx8="http://schemas.microsoft.com/office/drawing/2016/5/14/chartex" xmlns:mc="http://schemas.openxmlformats.org/markup-compatibility/2006" xmlns:aink="http://schemas.microsoft.com/office/drawing/2016/ink" xmlns:am3d="http://schemas.microsoft.com/office/drawing/2017/model3d" xmlns:o="urn:schemas-microsoft-com:office:office" xmlns:r="http://schemas.openxmlformats.org/officeDocument/2006/relationships" xmlns:m="http://schemas.openxmlformats.org/officeDocument/2006/math" xmlns:v="urn:schemas-microsoft-com:vml" xmlns:wp14="http://schemas.microsoft.com/office/word/2010/wordprocessingDrawing" xmlns:wp="http://schemas.openxmlformats.org/drawingml/2006/wordprocessingDrawing" xmlns:w10="urn:schemas-microsoft-com:office:word" xmlns:w="http://schemas.openxmlformats.org/wordprocessingml/2006/main" xmlns:w14="http://schemas.microsoft.com/office/word/2010/wordml" xmlns:w15="http://schemas.microsoft.com/office/word/2012/wordml" xmlns:w16cex="http://schemas.microsoft.com/office/word/2018/wordml/cex" xmlns:w16cid="http://schemas.microsoft.com/office/word/2016/wordml/cid" xmlns:w16="http://schemas.microsoft.com/office/word/2018/wordml" xmlns:w16sdtdh="http://schemas.microsoft.com/office/word/2020/wordml/sdtdatahash" xmlns:w16se="http://schemas.microsoft.com/office/word/2015/wordml/symex" xmlns:wpg="http://schemas.microsoft.com/office/word/2010/wordprocessingGroup" xmlns:wpi="http://schemas.microsoft.com/office/word/2010/wordprocessingInk" xmlns:wne="http://schemas.microsoft.com/office/word/2006/wordml" xmlns:wps="http://schemas.microsoft.com/office/word/2010/wordprocessingShape" mc:Ignorable="w14 w15 w16se w16cid w16 w16cex w16sdtdh wp14">
   <w:abstractNum w:abstractNumId="0" w15:restartNumberingAfterBreak="0">
     <w:nsid w:val="152C7CE1"/>
     <w:multiLevelType w:val="hybridMultilevel"/>
@@ -3178,10 +3189,10 @@
       </w:pPr>
     </w:lvl>
   </w:abstractNum>
-  <w:num w:numId="1" w16cid:durableId="969239830">
+  <w:num w:numId="1">
     <w:abstractNumId w:val="0"/>
   </w:num>
-  <w:num w:numId="2" w16cid:durableId="648899627">
+  <w:num w:numId="2">
     <w:abstractNumId w:val="1"/>
   </w:num>
 </w:numbering>
@@ -3649,6 +3660,7 @@
   <w:style w:type="character" w:default="1" w:styleId="a0">
     <w:name w:val="Default Paragraph Font"/>
     <w:uiPriority w:val="1"/>
+    <w:semiHidden/>
     <w:unhideWhenUsed/>
   </w:style>
   <w:style w:type="table" w:default="1" w:styleId="a1">

--- a/БД/лр3/БД_ЛР3.docx
+++ b/БД/лр3/БД_ЛР3.docx
@@ -1,6 +1,6 @@
 
 <file path=word/document.xml><?xml version="1.0" encoding="utf-8"?>
-<w:document xmlns:wpc="http://schemas.microsoft.com/office/word/2010/wordprocessingCanvas" xmlns:cx="http://schemas.microsoft.com/office/drawing/2014/chartex" xmlns:cx1="http://schemas.microsoft.com/office/drawing/2015/9/8/chartex" xmlns:cx2="http://schemas.microsoft.com/office/drawing/2015/10/21/chartex" xmlns:cx3="http://schemas.microsoft.com/office/drawing/2016/5/9/chartex" xmlns:cx4="http://schemas.microsoft.com/office/drawing/2016/5/10/chartex" xmlns:cx5="http://schemas.microsoft.com/office/drawing/2016/5/11/chartex" xmlns:cx6="http://schemas.microsoft.com/office/drawing/2016/5/12/chartex" xmlns:cx7="http://schemas.microsoft.com/office/drawing/2016/5/13/chartex" xmlns:cx8="http://schemas.microsoft.com/office/drawing/2016/5/14/chartex" xmlns:mc="http://schemas.openxmlformats.org/markup-compatibility/2006" xmlns:aink="http://schemas.microsoft.com/office/drawing/2016/ink" xmlns:am3d="http://schemas.microsoft.com/office/drawing/2017/model3d" xmlns:o="urn:schemas-microsoft-com:office:office" xmlns:r="http://schemas.openxmlformats.org/officeDocument/2006/relationships" xmlns:m="http://schemas.openxmlformats.org/officeDocument/2006/math" xmlns:v="urn:schemas-microsoft-com:vml" xmlns:wp14="http://schemas.microsoft.com/office/word/2010/wordprocessingDrawing" xmlns:wp="http://schemas.openxmlformats.org/drawingml/2006/wordprocessingDrawing" xmlns:w10="urn:schemas-microsoft-com:office:word" xmlns:w="http://schemas.openxmlformats.org/wordprocessingml/2006/main" xmlns:w14="http://schemas.microsoft.com/office/word/2010/wordml" xmlns:w15="http://schemas.microsoft.com/office/word/2012/wordml" xmlns:w16cex="http://schemas.microsoft.com/office/word/2018/wordml/cex" xmlns:w16cid="http://schemas.microsoft.com/office/word/2016/wordml/cid" xmlns:w16="http://schemas.microsoft.com/office/word/2018/wordml" xmlns:w16sdtdh="http://schemas.microsoft.com/office/word/2020/wordml/sdtdatahash" xmlns:w16se="http://schemas.microsoft.com/office/word/2015/wordml/symex" xmlns:wpg="http://schemas.microsoft.com/office/word/2010/wordprocessingGroup" xmlns:wpi="http://schemas.microsoft.com/office/word/2010/wordprocessingInk" xmlns:wne="http://schemas.microsoft.com/office/word/2006/wordml" xmlns:wps="http://schemas.microsoft.com/office/word/2010/wordprocessingShape" mc:Ignorable="w14 w15 w16se w16cid w16 w16cex w16sdtdh wp14">
+<w:document xmlns:wpc="http://schemas.microsoft.com/office/word/2010/wordprocessingCanvas" xmlns:cx="http://schemas.microsoft.com/office/drawing/2014/chartex" xmlns:cx1="http://schemas.microsoft.com/office/drawing/2015/9/8/chartex" xmlns:cx2="http://schemas.microsoft.com/office/drawing/2015/10/21/chartex" xmlns:cx3="http://schemas.microsoft.com/office/drawing/2016/5/9/chartex" xmlns:cx4="http://schemas.microsoft.com/office/drawing/2016/5/10/chartex" xmlns:cx5="http://schemas.microsoft.com/office/drawing/2016/5/11/chartex" xmlns:cx6="http://schemas.microsoft.com/office/drawing/2016/5/12/chartex" xmlns:cx7="http://schemas.microsoft.com/office/drawing/2016/5/13/chartex" xmlns:cx8="http://schemas.microsoft.com/office/drawing/2016/5/14/chartex" xmlns:mc="http://schemas.openxmlformats.org/markup-compatibility/2006" xmlns:aink="http://schemas.microsoft.com/office/drawing/2016/ink" xmlns:am3d="http://schemas.microsoft.com/office/drawing/2017/model3d" xmlns:o="urn:schemas-microsoft-com:office:office" xmlns:oel="http://schemas.microsoft.com/office/2019/extlst" xmlns:r="http://schemas.openxmlformats.org/officeDocument/2006/relationships" xmlns:m="http://schemas.openxmlformats.org/officeDocument/2006/math" xmlns:v="urn:schemas-microsoft-com:vml" xmlns:wp14="http://schemas.microsoft.com/office/word/2010/wordprocessingDrawing" xmlns:wp="http://schemas.openxmlformats.org/drawingml/2006/wordprocessingDrawing" xmlns:w10="urn:schemas-microsoft-com:office:word" xmlns:w="http://schemas.openxmlformats.org/wordprocessingml/2006/main" xmlns:w14="http://schemas.microsoft.com/office/word/2010/wordml" xmlns:w15="http://schemas.microsoft.com/office/word/2012/wordml" xmlns:w16cex="http://schemas.microsoft.com/office/word/2018/wordml/cex" xmlns:w16cid="http://schemas.microsoft.com/office/word/2016/wordml/cid" xmlns:w16="http://schemas.microsoft.com/office/word/2018/wordml" xmlns:w16sdtdh="http://schemas.microsoft.com/office/word/2020/wordml/sdtdatahash" xmlns:w16se="http://schemas.microsoft.com/office/word/2015/wordml/symex" xmlns:wpg="http://schemas.microsoft.com/office/word/2010/wordprocessingGroup" xmlns:wpi="http://schemas.microsoft.com/office/word/2010/wordprocessingInk" xmlns:wne="http://schemas.microsoft.com/office/word/2006/wordml" xmlns:wps="http://schemas.microsoft.com/office/word/2010/wordprocessingShape" mc:Ignorable="w14 w15 w16se w16cid w16 w16cex w16sdtdh wp14">
   <w:body>
     <w:p>
       <w:pPr>
@@ -860,7 +860,7 @@
           <w:ilvl w:val="0"/>
           <w:numId w:val="2"/>
         </w:numPr>
-        <w:spacing w:after="0" w:afterAutospacing="0" w:line="360" w:lineRule="auto"/>
+        <w:spacing w:before="0" w:beforeAutospacing="0" w:after="0" w:afterAutospacing="0" w:line="360" w:lineRule="auto"/>
         <w:jc w:val="both"/>
         <w:rPr>
           <w:b/>
@@ -885,7 +885,7 @@
     <w:p>
       <w:pPr>
         <w:pStyle w:val="a3"/>
-        <w:spacing w:after="200" w:line="360" w:lineRule="auto"/>
+        <w:spacing w:before="0" w:beforeAutospacing="0" w:after="0" w:afterAutospacing="0" w:line="360" w:lineRule="auto"/>
         <w:ind w:firstLine="709"/>
         <w:jc w:val="both"/>
         <w:rPr>
@@ -1022,6 +1022,8 @@
           <w:b/>
           <w:bCs/>
           <w:color w:val="000000"/>
+          <w:sz w:val="28"/>
+          <w:szCs w:val="28"/>
         </w:rPr>
       </w:pPr>
       <w:r>
@@ -1029,6 +1031,8 @@
           <w:b/>
           <w:bCs/>
           <w:color w:val="000000"/>
+          <w:sz w:val="28"/>
+          <w:szCs w:val="28"/>
         </w:rPr>
         <w:lastRenderedPageBreak/>
         <w:t>Ход работы</w:t>
@@ -1139,7 +1143,6 @@
     <w:p>
       <w:pPr>
         <w:spacing w:line="360" w:lineRule="auto"/>
-        <w:ind w:firstLine="709"/>
         <w:jc w:val="center"/>
         <w:rPr>
           <w:sz w:val="28"/>
@@ -1771,7 +1774,6 @@
     <w:p>
       <w:pPr>
         <w:spacing w:line="360" w:lineRule="auto"/>
-        <w:ind w:firstLine="708"/>
         <w:jc w:val="center"/>
         <w:rPr>
           <w:spacing w:val="-2"/>
@@ -1960,7 +1962,6 @@
     <w:p>
       <w:pPr>
         <w:spacing w:line="360" w:lineRule="auto"/>
-        <w:ind w:firstLine="708"/>
         <w:jc w:val="center"/>
         <w:rPr>
           <w:spacing w:val="-2"/>
@@ -2146,7 +2147,6 @@
     <w:p>
       <w:pPr>
         <w:spacing w:line="360" w:lineRule="auto"/>
-        <w:ind w:firstLine="708"/>
         <w:jc w:val="center"/>
         <w:rPr>
           <w:spacing w:val="-2"/>
@@ -2329,7 +2329,6 @@
     <w:p>
       <w:pPr>
         <w:spacing w:line="360" w:lineRule="auto"/>
-        <w:ind w:firstLine="708"/>
         <w:jc w:val="center"/>
         <w:rPr>
           <w:spacing w:val="-2"/>
@@ -2501,7 +2500,6 @@
     <w:p>
       <w:pPr>
         <w:spacing w:line="360" w:lineRule="auto"/>
-        <w:ind w:firstLine="708"/>
         <w:jc w:val="center"/>
         <w:rPr>
           <w:spacing w:val="-2"/>
@@ -2718,7 +2716,6 @@
     <w:p>
       <w:pPr>
         <w:spacing w:line="360" w:lineRule="auto"/>
-        <w:ind w:firstLine="708"/>
         <w:jc w:val="center"/>
         <w:rPr>
           <w:spacing w:val="-2"/>
@@ -2982,7 +2979,7 @@
 </file>
 
 <file path=word/numbering.xml><?xml version="1.0" encoding="utf-8"?>
-<w:numbering xmlns:wpc="http://schemas.microsoft.com/office/word/2010/wordprocessingCanvas" xmlns:cx="http://schemas.microsoft.com/office/drawing/2014/chartex" xmlns:cx1="http://schemas.microsoft.com/office/drawing/2015/9/8/chartex" xmlns:cx2="http://schemas.microsoft.com/office/drawing/2015/10/21/chartex" xmlns:cx3="http://schemas.microsoft.com/office/drawing/2016/5/9/chartex" xmlns:cx4="http://schemas.microsoft.com/office/drawing/2016/5/10/chartex" xmlns:cx5="http://schemas.microsoft.com/office/drawing/2016/5/11/chartex" xmlns:cx6="http://schemas.microsoft.com/office/drawing/2016/5/12/chartex" xmlns:cx7="http://schemas.microsoft.com/office/drawing/2016/5/13/chartex" xmlns:cx8="http://schemas.microsoft.com/office/drawing/2016/5/14/chartex" xmlns:mc="http://schemas.openxmlformats.org/markup-compatibility/2006" xmlns:aink="http://schemas.microsoft.com/office/drawing/2016/ink" xmlns:am3d="http://schemas.microsoft.com/office/drawing/2017/model3d" xmlns:o="urn:schemas-microsoft-com:office:office" xmlns:r="http://schemas.openxmlformats.org/officeDocument/2006/relationships" xmlns:m="http://schemas.openxmlformats.org/officeDocument/2006/math" xmlns:v="urn:schemas-microsoft-com:vml" xmlns:wp14="http://schemas.microsoft.com/office/word/2010/wordprocessingDrawing" xmlns:wp="http://schemas.openxmlformats.org/drawingml/2006/wordprocessingDrawing" xmlns:w10="urn:schemas-microsoft-com:office:word" xmlns:w="http://schemas.openxmlformats.org/wordprocessingml/2006/main" xmlns:w14="http://schemas.microsoft.com/office/word/2010/wordml" xmlns:w15="http://schemas.microsoft.com/office/word/2012/wordml" xmlns:w16cex="http://schemas.microsoft.com/office/word/2018/wordml/cex" xmlns:w16cid="http://schemas.microsoft.com/office/word/2016/wordml/cid" xmlns:w16="http://schemas.microsoft.com/office/word/2018/wordml" xmlns:w16sdtdh="http://schemas.microsoft.com/office/word/2020/wordml/sdtdatahash" xmlns:w16se="http://schemas.microsoft.com/office/word/2015/wordml/symex" xmlns:wpg="http://schemas.microsoft.com/office/word/2010/wordprocessingGroup" xmlns:wpi="http://schemas.microsoft.com/office/word/2010/wordprocessingInk" xmlns:wne="http://schemas.microsoft.com/office/word/2006/wordml" xmlns:wps="http://schemas.microsoft.com/office/word/2010/wordprocessingShape" mc:Ignorable="w14 w15 w16se w16cid w16 w16cex w16sdtdh wp14">
+<w:numbering xmlns:wpc="http://schemas.microsoft.com/office/word/2010/wordprocessingCanvas" xmlns:cx="http://schemas.microsoft.com/office/drawing/2014/chartex" xmlns:cx1="http://schemas.microsoft.com/office/drawing/2015/9/8/chartex" xmlns:cx2="http://schemas.microsoft.com/office/drawing/2015/10/21/chartex" xmlns:cx3="http://schemas.microsoft.com/office/drawing/2016/5/9/chartex" xmlns:cx4="http://schemas.microsoft.com/office/drawing/2016/5/10/chartex" xmlns:cx5="http://schemas.microsoft.com/office/drawing/2016/5/11/chartex" xmlns:cx6="http://schemas.microsoft.com/office/drawing/2016/5/12/chartex" xmlns:cx7="http://schemas.microsoft.com/office/drawing/2016/5/13/chartex" xmlns:cx8="http://schemas.microsoft.com/office/drawing/2016/5/14/chartex" xmlns:mc="http://schemas.openxmlformats.org/markup-compatibility/2006" xmlns:aink="http://schemas.microsoft.com/office/drawing/2016/ink" xmlns:am3d="http://schemas.microsoft.com/office/drawing/2017/model3d" xmlns:o="urn:schemas-microsoft-com:office:office" xmlns:oel="http://schemas.microsoft.com/office/2019/extlst" xmlns:r="http://schemas.openxmlformats.org/officeDocument/2006/relationships" xmlns:m="http://schemas.openxmlformats.org/officeDocument/2006/math" xmlns:v="urn:schemas-microsoft-com:vml" xmlns:wp14="http://schemas.microsoft.com/office/word/2010/wordprocessingDrawing" xmlns:wp="http://schemas.openxmlformats.org/drawingml/2006/wordprocessingDrawing" xmlns:w10="urn:schemas-microsoft-com:office:word" xmlns:w="http://schemas.openxmlformats.org/wordprocessingml/2006/main" xmlns:w14="http://schemas.microsoft.com/office/word/2010/wordml" xmlns:w15="http://schemas.microsoft.com/office/word/2012/wordml" xmlns:w16cex="http://schemas.microsoft.com/office/word/2018/wordml/cex" xmlns:w16cid="http://schemas.microsoft.com/office/word/2016/wordml/cid" xmlns:w16="http://schemas.microsoft.com/office/word/2018/wordml" xmlns:w16sdtdh="http://schemas.microsoft.com/office/word/2020/wordml/sdtdatahash" xmlns:w16se="http://schemas.microsoft.com/office/word/2015/wordml/symex" xmlns:wpg="http://schemas.microsoft.com/office/word/2010/wordprocessingGroup" xmlns:wpi="http://schemas.microsoft.com/office/word/2010/wordprocessingInk" xmlns:wne="http://schemas.microsoft.com/office/word/2006/wordml" xmlns:wps="http://schemas.microsoft.com/office/word/2010/wordprocessingShape" mc:Ignorable="w14 w15 w16se w16cid w16 w16cex w16sdtdh wp14">
   <w:abstractNum w:abstractNumId="0" w15:restartNumberingAfterBreak="0">
     <w:nsid w:val="152C7CE1"/>
     <w:multiLevelType w:val="hybridMultilevel"/>
@@ -3189,10 +3186,10 @@
       </w:pPr>
     </w:lvl>
   </w:abstractNum>
-  <w:num w:numId="1">
+  <w:num w:numId="1" w16cid:durableId="691494222">
     <w:abstractNumId w:val="0"/>
   </w:num>
-  <w:num w:numId="2">
+  <w:num w:numId="2" w16cid:durableId="167018013">
     <w:abstractNumId w:val="1"/>
   </w:num>
 </w:numbering>
